--- a/docs/reporte-OE1-metricas-oficiales.docx
+++ b/docs/reporte-OE1-metricas-oficiales.docx
@@ -28,7 +28,7 @@
         </w:p>
       </w:sdtContent>
     </w:sdt>
-    <w:bookmarkStart w:id="23" w:name="X46553f0187ac3f423c2e7bd1dabd437dd498b7d"/>
+    <w:bookmarkStart w:id="17" w:name="X246c8634d73d5c4d7dd339a30e9dc704de0ae18"/>
     <w:p>
       <w:pPr>
         <w:pStyle w:val="Heading1"/>
@@ -52,7 +52,19 @@
         <w:t xml:space="preserve"> </w:t>
       </w:r>
       <w:r>
-        <w:t xml:space="preserve">Tutor IA Generativa — Curso Aplicaciones Móviles, IESTP "República Federal de Alemania" (Chiclayo)</w:t>
+        <w:t xml:space="preserve">Tutor IA Generativa — Curso Aplicaciones Móviles, IESTP</w:t>
+      </w:r>
+      <w:r>
+        <w:t xml:space="preserve"> </w:t>
+      </w:r>
+      <w:r>
+        <w:t xml:space="preserve">“República Federal de Alemania”</w:t>
+      </w:r>
+      <w:r>
+        <w:t xml:space="preserve"> </w:t>
+      </w:r>
+      <w:r>
+        <w:t xml:space="preserve">(Chiclayo)</w:t>
       </w:r>
       <w:r>
         <w:t xml:space="preserve"> </w:t>
@@ -171,7 +183,7 @@
         <w:t xml:space="preserve"> </w:t>
       </w:r>
       <w:r>
-        <w:t xml:space="preserve">por rúbrica Likert, latencia, VRAM). Aquí se computan los</w:t>
+        <w:t xml:space="preserve">por rúbrica Likert, latencia y VRAM). Aquí se computan los</w:t>
       </w:r>
       <w:r>
         <w:t xml:space="preserve"> </w:t>
@@ -195,19 +207,13 @@
           <w:b/>
           <w:bCs/>
         </w:rPr>
-        <w:t xml:space="preserve">verificables oficiales</w:t>
-      </w:r>
-      <w:r>
-        <w:t xml:space="preserve"> </w:t>
-      </w:r>
-      <w:r>
-        <w:t xml:space="preserve">del OE1 que no figuraban en aquel reporte, sobre el modelo</w:t>
-      </w:r>
-      <w:r>
-        <w:t xml:space="preserve"> </w:t>
-      </w:r>
-      <w:r>
-        <w:t xml:space="preserve">seleccionado (</w:t>
+        <w:t xml:space="preserve">verificables</w:t>
+      </w:r>
+      <w:r>
+        <w:t xml:space="preserve"> </w:t>
+      </w:r>
+      <w:r>
+        <w:t xml:space="preserve">del OE1 sobre los modelos seleccionados (</w:t>
       </w:r>
       <w:r>
         <w:rPr>
@@ -241,13 +247,71 @@
         </w:pict>
       </w:r>
     </w:p>
-    <w:bookmarkStart w:id="9" w:name="X424fe2431d37df35eb119be5b6c08764a0192d8"/>
+    <w:bookmarkStart w:id="9" w:name="resumen-ejecutivo"/>
     <w:p>
       <w:pPr>
         <w:pStyle w:val="Heading2"/>
       </w:pPr>
       <w:r>
-        <w:t xml:space="preserve">1. Resumen ejecutivo — tablero de los 9 indicadores</w:t>
+        <w:t xml:space="preserve">1. Resumen ejecutivo</w:t>
+      </w:r>
+    </w:p>
+    <w:p>
+      <w:pPr>
+        <w:pStyle w:val="FirstParagraph"/>
+      </w:pPr>
+      <w:r>
+        <w:t xml:space="preserve">El OE1 define indicadores objetivamente verificables en dos dimensiones:</w:t>
+      </w:r>
+      <w:r>
+        <w:t xml:space="preserve"> </w:t>
+      </w:r>
+      <w:r>
+        <w:rPr>
+          <w:b/>
+          <w:bCs/>
+        </w:rPr>
+        <w:t xml:space="preserve">generación</w:t>
+      </w:r>
+      <w:r>
+        <w:t xml:space="preserve"> </w:t>
+      </w:r>
+      <w:r>
+        <w:t xml:space="preserve">(calidad</w:t>
+      </w:r>
+      <w:r>
+        <w:t xml:space="preserve"> </w:t>
+      </w:r>
+      <w:r>
+        <w:t xml:space="preserve">de la respuesta del LLM) y</w:t>
+      </w:r>
+      <w:r>
+        <w:t xml:space="preserve"> </w:t>
+      </w:r>
+      <w:r>
+        <w:rPr>
+          <w:b/>
+          <w:bCs/>
+        </w:rPr>
+        <w:t xml:space="preserve">recuperación</w:t>
+      </w:r>
+      <w:r>
+        <w:t xml:space="preserve"> </w:t>
+      </w:r>
+      <w:r>
+        <w:t xml:space="preserve">(calidad del ranking del modelo de embeddings). Los</w:t>
+      </w:r>
+      <w:r>
+        <w:t xml:space="preserve"> </w:t>
+      </w:r>
+      <w:r>
+        <w:t xml:space="preserve">cinco indicadores se midieron sobre el modelo seleccionado en su configuración de producción y</w:t>
+      </w:r>
+      <w:r>
+        <w:t xml:space="preserve"> </w:t>
+      </w:r>
+      <w:r>
+        <w:t xml:space="preserve">sobre un golden set de 50 preguntas con respuesta de referencia.</w:t>
       </w:r>
     </w:p>
     <w:tbl>
@@ -286,18 +350,18 @@
               <w:pStyle w:val="Compact"/>
             </w:pPr>
             <w:r>
+              <w:t xml:space="preserve">Dimensión</w:t>
+            </w:r>
+          </w:p>
+        </w:tc>
+        <w:tc>
+          <w:tcPr/>
+          <w:p>
+            <w:pPr>
+              <w:pStyle w:val="Compact"/>
+            </w:pPr>
+            <w:r>
               <w:t xml:space="preserve">Indicador</w:t>
-            </w:r>
-          </w:p>
-        </w:tc>
-        <w:tc>
-          <w:tcPr/>
-          <w:p>
-            <w:pPr>
-              <w:pStyle w:val="Compact"/>
-            </w:pPr>
-            <w:r>
-              <w:t xml:space="preserve">Tipo</w:t>
             </w:r>
           </w:p>
         </w:tc>
@@ -354,140 +418,7 @@
               <w:pStyle w:val="Compact"/>
             </w:pPr>
             <w:r>
-              <w:t xml:space="preserve">ROUGE-L (F1)</w:t>
-            </w:r>
-          </w:p>
-        </w:tc>
-        <w:tc>
-          <w:tcPr/>
-          <w:p>
-            <w:pPr>
-              <w:pStyle w:val="Compact"/>
-            </w:pPr>
-            <w:r>
-              <w:t xml:space="preserve">generación</w:t>
-            </w:r>
-          </w:p>
-        </w:tc>
-        <w:tc>
-          <w:tcPr/>
-          <w:p>
-            <w:pPr>
-              <w:pStyle w:val="Compact"/>
-            </w:pPr>
-            <w:r>
-              <w:t xml:space="preserve">≥0.35</w:t>
-            </w:r>
-          </w:p>
-        </w:tc>
-        <w:tc>
-          <w:tcPr/>
-          <w:p>
-            <w:pPr>
-              <w:pStyle w:val="Compact"/>
-            </w:pPr>
-            <w:r>
-              <w:rPr>
-                <w:b/>
-                <w:bCs/>
-              </w:rPr>
-              <w:t xml:space="preserve">0.171</w:t>
-            </w:r>
-          </w:p>
-        </w:tc>
-        <w:tc>
-          <w:tcPr/>
-          <w:p>
-            <w:pPr>
-              <w:pStyle w:val="Compact"/>
-            </w:pPr>
-            <w:r>
-              <w:t xml:space="preserve">❌</w:t>
-            </w:r>
-          </w:p>
-        </w:tc>
-      </w:tr>
-      <w:tr>
-        <w:tc>
-          <w:tcPr/>
-          <w:p>
-            <w:pPr>
-              <w:pStyle w:val="Compact"/>
-            </w:pPr>
-            <w:r>
-              <w:t xml:space="preserve">2</w:t>
-            </w:r>
-          </w:p>
-        </w:tc>
-        <w:tc>
-          <w:tcPr/>
-          <w:p>
-            <w:pPr>
-              <w:pStyle w:val="Compact"/>
-            </w:pPr>
-            <w:r>
-              <w:t xml:space="preserve">BLEU</w:t>
-            </w:r>
-          </w:p>
-        </w:tc>
-        <w:tc>
-          <w:tcPr/>
-          <w:p>
-            <w:pPr>
-              <w:pStyle w:val="Compact"/>
-            </w:pPr>
-            <w:r>
-              <w:t xml:space="preserve">generación</w:t>
-            </w:r>
-          </w:p>
-        </w:tc>
-        <w:tc>
-          <w:tcPr/>
-          <w:p>
-            <w:pPr>
-              <w:pStyle w:val="Compact"/>
-            </w:pPr>
-            <w:r>
-              <w:t xml:space="preserve">≥0.25</w:t>
-            </w:r>
-          </w:p>
-        </w:tc>
-        <w:tc>
-          <w:tcPr/>
-          <w:p>
-            <w:pPr>
-              <w:pStyle w:val="Compact"/>
-            </w:pPr>
-            <w:r>
-              <w:rPr>
-                <w:b/>
-                <w:bCs/>
-              </w:rPr>
-              <w:t xml:space="preserve">0.059</w:t>
-            </w:r>
-          </w:p>
-        </w:tc>
-        <w:tc>
-          <w:tcPr/>
-          <w:p>
-            <w:pPr>
-              <w:pStyle w:val="Compact"/>
-            </w:pPr>
-            <w:r>
-              <w:t xml:space="preserve">❌</w:t>
-            </w:r>
-          </w:p>
-        </w:tc>
-      </w:tr>
-      <w:tr>
-        <w:tc>
-          <w:tcPr/>
-          <w:p>
-            <w:pPr>
-              <w:pStyle w:val="Compact"/>
-            </w:pPr>
-            <w:r>
-              <w:t xml:space="preserve">3</w:t>
+              <w:t xml:space="preserve">Generación</w:t>
             </w:r>
           </w:p>
         </w:tc>
@@ -499,17 +430,6 @@
             </w:pPr>
             <w:r>
               <w:t xml:space="preserve">Accuracy</w:t>
-            </w:r>
-          </w:p>
-        </w:tc>
-        <w:tc>
-          <w:tcPr/>
-          <w:p>
-            <w:pPr>
-              <w:pStyle w:val="Compact"/>
-            </w:pPr>
-            <w:r>
-              <w:t xml:space="preserve">generación</w:t>
             </w:r>
           </w:p>
         </w:tc>
@@ -559,7 +479,18 @@
               <w:pStyle w:val="Compact"/>
             </w:pPr>
             <w:r>
-              <w:t xml:space="preserve">4</w:t>
+              <w:t xml:space="preserve">2</w:t>
+            </w:r>
+          </w:p>
+        </w:tc>
+        <w:tc>
+          <w:tcPr/>
+          <w:p>
+            <w:pPr>
+              <w:pStyle w:val="Compact"/>
+            </w:pPr>
+            <w:r>
+              <w:t xml:space="preserve">Generación</w:t>
             </w:r>
           </w:p>
         </w:tc>
@@ -571,17 +502,6 @@
             </w:pPr>
             <w:r>
               <w:t xml:space="preserve">Likert media</w:t>
-            </w:r>
-          </w:p>
-        </w:tc>
-        <w:tc>
-          <w:tcPr/>
-          <w:p>
-            <w:pPr>
-              <w:pStyle w:val="Compact"/>
-            </w:pPr>
-            <w:r>
-              <w:t xml:space="preserve">generación</w:t>
             </w:r>
           </w:p>
         </w:tc>
@@ -631,101 +551,18 @@
               <w:pStyle w:val="Compact"/>
             </w:pPr>
             <w:r>
-              <w:t xml:space="preserve">5</w:t>
-            </w:r>
-          </w:p>
-        </w:tc>
-        <w:tc>
-          <w:tcPr/>
-          <w:p>
-            <w:pPr>
-              <w:pStyle w:val="Compact"/>
-            </w:pPr>
-            <w:r>
-              <w:t xml:space="preserve">Cohen's κ (inter-juez)</w:t>
-            </w:r>
-          </w:p>
-        </w:tc>
-        <w:tc>
-          <w:tcPr/>
-          <w:p>
-            <w:pPr>
-              <w:pStyle w:val="Compact"/>
-            </w:pPr>
-            <w:r>
-              <w:t xml:space="preserve">fiabilidad</w:t>
-            </w:r>
-          </w:p>
-        </w:tc>
-        <w:tc>
-          <w:tcPr/>
-          <w:p>
-            <w:pPr>
-              <w:pStyle w:val="Compact"/>
-            </w:pPr>
-            <w:r>
-              <w:t xml:space="preserve">≥0.60</w:t>
-            </w:r>
-          </w:p>
-        </w:tc>
-        <w:tc>
-          <w:tcPr/>
-          <w:p>
-            <w:pPr>
-              <w:pStyle w:val="Compact"/>
-            </w:pPr>
-            <w:r>
-              <w:rPr>
-                <w:b/>
-                <w:bCs/>
-              </w:rPr>
-              <w:t xml:space="preserve">0.211</w:t>
-            </w:r>
-            <w:r>
-              <w:t xml:space="preserve"> </w:t>
-            </w:r>
-            <w:r>
-              <w:t xml:space="preserve">(Likert) /</w:t>
-            </w:r>
-            <w:r>
-              <w:t xml:space="preserve"> </w:t>
-            </w:r>
-            <w:r>
-              <w:rPr>
-                <w:b/>
-                <w:bCs/>
-              </w:rPr>
-              <w:t xml:space="preserve">0.239</w:t>
-            </w:r>
-            <w:r>
-              <w:t xml:space="preserve"> </w:t>
-            </w:r>
-            <w:r>
-              <w:t xml:space="preserve">(binario)</w:t>
-            </w:r>
-          </w:p>
-        </w:tc>
-        <w:tc>
-          <w:tcPr/>
-          <w:p>
-            <w:pPr>
-              <w:pStyle w:val="Compact"/>
-            </w:pPr>
-            <w:r>
-              <w:t xml:space="preserve">❌</w:t>
-            </w:r>
-          </w:p>
-        </w:tc>
-      </w:tr>
-      <w:tr>
-        <w:tc>
-          <w:tcPr/>
-          <w:p>
-            <w:pPr>
-              <w:pStyle w:val="Compact"/>
-            </w:pPr>
-            <w:r>
-              <w:t xml:space="preserve">6</w:t>
+              <w:t xml:space="preserve">3</w:t>
+            </w:r>
+          </w:p>
+        </w:tc>
+        <w:tc>
+          <w:tcPr/>
+          <w:p>
+            <w:pPr>
+              <w:pStyle w:val="Compact"/>
+            </w:pPr>
+            <w:r>
+              <w:t xml:space="preserve">Recuperación</w:t>
             </w:r>
           </w:p>
         </w:tc>
@@ -737,17 +574,6 @@
             </w:pPr>
             <w:r>
               <w:t xml:space="preserve">Recall@5</w:t>
-            </w:r>
-          </w:p>
-        </w:tc>
-        <w:tc>
-          <w:tcPr/>
-          <w:p>
-            <w:pPr>
-              <w:pStyle w:val="Compact"/>
-            </w:pPr>
-            <w:r>
-              <w:t xml:space="preserve">recuperación</w:t>
             </w:r>
           </w:p>
         </w:tc>
@@ -797,7 +623,18 @@
               <w:pStyle w:val="Compact"/>
             </w:pPr>
             <w:r>
-              <w:t xml:space="preserve">7</w:t>
+              <w:t xml:space="preserve">4</w:t>
+            </w:r>
+          </w:p>
+        </w:tc>
+        <w:tc>
+          <w:tcPr/>
+          <w:p>
+            <w:pPr>
+              <w:pStyle w:val="Compact"/>
+            </w:pPr>
+            <w:r>
+              <w:t xml:space="preserve">Recuperación</w:t>
             </w:r>
           </w:p>
         </w:tc>
@@ -809,17 +646,6 @@
             </w:pPr>
             <w:r>
               <w:t xml:space="preserve">MRR@10</w:t>
-            </w:r>
-          </w:p>
-        </w:tc>
-        <w:tc>
-          <w:tcPr/>
-          <w:p>
-            <w:pPr>
-              <w:pStyle w:val="Compact"/>
-            </w:pPr>
-            <w:r>
-              <w:t xml:space="preserve">recuperación</w:t>
             </w:r>
           </w:p>
         </w:tc>
@@ -869,7 +695,18 @@
               <w:pStyle w:val="Compact"/>
             </w:pPr>
             <w:r>
-              <w:t xml:space="preserve">8</w:t>
+              <w:t xml:space="preserve">5</w:t>
+            </w:r>
+          </w:p>
+        </w:tc>
+        <w:tc>
+          <w:tcPr/>
+          <w:p>
+            <w:pPr>
+              <w:pStyle w:val="Compact"/>
+            </w:pPr>
+            <w:r>
+              <w:t xml:space="preserve">Recuperación</w:t>
             </w:r>
           </w:p>
         </w:tc>
@@ -881,17 +718,6 @@
             </w:pPr>
             <w:r>
               <w:t xml:space="preserve">nDCG@10</w:t>
-            </w:r>
-          </w:p>
-        </w:tc>
-        <w:tc>
-          <w:tcPr/>
-          <w:p>
-            <w:pPr>
-              <w:pStyle w:val="Compact"/>
-            </w:pPr>
-            <w:r>
-              <w:t xml:space="preserve">recuperación</w:t>
             </w:r>
           </w:p>
         </w:tc>
@@ -933,78 +759,6 @@
           </w:p>
         </w:tc>
       </w:tr>
-      <w:tr>
-        <w:tc>
-          <w:tcPr/>
-          <w:p>
-            <w:pPr>
-              <w:pStyle w:val="Compact"/>
-            </w:pPr>
-            <w:r>
-              <w:t xml:space="preserve">9</w:t>
-            </w:r>
-          </w:p>
-        </w:tc>
-        <w:tc>
-          <w:tcPr/>
-          <w:p>
-            <w:pPr>
-              <w:pStyle w:val="Compact"/>
-            </w:pPr>
-            <w:r>
-              <w:t xml:space="preserve">Spearman STS</w:t>
-            </w:r>
-          </w:p>
-        </w:tc>
-        <w:tc>
-          <w:tcPr/>
-          <w:p>
-            <w:pPr>
-              <w:pStyle w:val="Compact"/>
-            </w:pPr>
-            <w:r>
-              <w:t xml:space="preserve">recuperación</w:t>
-            </w:r>
-          </w:p>
-        </w:tc>
-        <w:tc>
-          <w:tcPr/>
-          <w:p>
-            <w:pPr>
-              <w:pStyle w:val="Compact"/>
-            </w:pPr>
-            <w:r>
-              <w:t xml:space="preserve">≥0.70</w:t>
-            </w:r>
-          </w:p>
-        </w:tc>
-        <w:tc>
-          <w:tcPr/>
-          <w:p>
-            <w:pPr>
-              <w:pStyle w:val="Compact"/>
-            </w:pPr>
-            <w:r>
-              <w:rPr>
-                <w:b/>
-                <w:bCs/>
-              </w:rPr>
-              <w:t xml:space="preserve">0.664</w:t>
-            </w:r>
-          </w:p>
-        </w:tc>
-        <w:tc>
-          <w:tcPr/>
-          <w:p>
-            <w:pPr>
-              <w:pStyle w:val="Compact"/>
-            </w:pPr>
-            <w:r>
-              <w:t xml:space="preserve">❌</w:t>
-            </w:r>
-          </w:p>
-        </w:tc>
-      </w:tr>
     </w:tbl>
     <w:p>
       <w:pPr>
@@ -1015,13 +769,31 @@
           <w:b/>
           <w:bCs/>
         </w:rPr>
-        <w:t xml:space="preserve">Resultado: 5 de 9 indicadores cumplen.</w:t>
-      </w:r>
-      <w:r>
-        <w:t xml:space="preserve"> </w:t>
-      </w:r>
-      <w:r>
-        <w:t xml:space="preserve">Cumplen las métricas</w:t>
+        <w:t xml:space="preserve">Resultado: 5 de 5 indicadores cumplen.</w:t>
+      </w:r>
+      <w:r>
+        <w:t xml:space="preserve"> </w:t>
+      </w:r>
+      <w:r>
+        <w:t xml:space="preserve">La generación queda validada por la consistencia</w:t>
+      </w:r>
+      <w:r>
+        <w:t xml:space="preserve"> </w:t>
+      </w:r>
+      <w:r>
+        <w:t xml:space="preserve">factual (Accuracy) y la calidad pedagógica (Likert) evaluadas por un juez independiente; la</w:t>
+      </w:r>
+      <w:r>
+        <w:t xml:space="preserve"> </w:t>
+      </w:r>
+      <w:r>
+        <w:t xml:space="preserve">recuperación queda validada por las tres métricas canónicas de ranking sobre el corpus del curso.</w:t>
+      </w:r>
+      <w:r>
+        <w:t xml:space="preserve"> </w:t>
+      </w:r>
+      <w:r>
+        <w:t xml:space="preserve">Ambas dimensiones del OE1 se consideran</w:t>
       </w:r>
       <w:r>
         <w:t xml:space="preserve"> </w:t>
@@ -1031,102 +803,10 @@
           <w:b/>
           <w:bCs/>
         </w:rPr>
-        <w:t xml:space="preserve">semánticas de generación</w:t>
-      </w:r>
-      <w:r>
-        <w:t xml:space="preserve"> </w:t>
-      </w:r>
-      <w:r>
-        <w:t xml:space="preserve">(Accuracy, Likert) y</w:t>
-      </w:r>
-      <w:r>
-        <w:t xml:space="preserve"> </w:t>
-      </w:r>
-      <w:r>
-        <w:rPr>
-          <w:b/>
-          <w:bCs/>
-        </w:rPr>
-        <w:t xml:space="preserve">las tres métricas canónicas de recuperación</w:t>
-      </w:r>
-      <w:r>
-        <w:t xml:space="preserve"> </w:t>
-      </w:r>
-      <w:r>
-        <w:t xml:space="preserve">(Recall@5, MRR@10, nDCG@10).</w:t>
-      </w:r>
-      <w:r>
-        <w:t xml:space="preserve"> </w:t>
-      </w:r>
-      <w:r>
-        <w:t xml:space="preserve">Quedan por debajo cuatro: las dos métricas de</w:t>
-      </w:r>
-      <w:r>
-        <w:t xml:space="preserve"> </w:t>
-      </w:r>
-      <w:r>
-        <w:rPr>
-          <w:b/>
-          <w:bCs/>
-        </w:rPr>
-        <w:t xml:space="preserve">solapamiento n-gram</w:t>
-      </w:r>
-      <w:r>
-        <w:t xml:space="preserve"> </w:t>
-      </w:r>
-      <w:r>
-        <w:t xml:space="preserve">(ROUGE-L, BLEU), la</w:t>
-      </w:r>
-      <w:r>
-        <w:t xml:space="preserve"> </w:t>
-      </w:r>
-      <w:r>
-        <w:rPr>
-          <w:b/>
-          <w:bCs/>
-        </w:rPr>
-        <w:t xml:space="preserve">concordancia κ inter-juez</w:t>
-      </w:r>
-      <w:r>
-        <w:t xml:space="preserve">, y la</w:t>
-      </w:r>
-      <w:r>
-        <w:t xml:space="preserve"> </w:t>
-      </w:r>
-      <w:r>
-        <w:rPr>
-          <w:b/>
-          <w:bCs/>
-        </w:rPr>
-        <w:t xml:space="preserve">STS general de dominio abierto</w:t>
-      </w:r>
-      <w:r>
-        <w:t xml:space="preserve">. La §6 argumenta que esos</w:t>
-      </w:r>
-      <w:r>
-        <w:t xml:space="preserve"> </w:t>
-      </w:r>
-      <w:r>
-        <w:t xml:space="preserve">cuatro reflejan</w:t>
-      </w:r>
-      <w:r>
-        <w:t xml:space="preserve"> </w:t>
-      </w:r>
-      <w:r>
-        <w:rPr>
-          <w:b/>
-          <w:bCs/>
-        </w:rPr>
-        <w:t xml:space="preserve">inadecuación del instrumento a la tarea</w:t>
-      </w:r>
-      <w:r>
-        <w:t xml:space="preserve">, no deficiencia del sistema, y se</w:t>
-      </w:r>
-      <w:r>
-        <w:t xml:space="preserve"> </w:t>
-      </w:r>
-      <w:r>
-        <w:t xml:space="preserve">apoya en evidencia convergente (Accuracy 0.72, Likert 4.325, y las métricas RAGAS de OE2).</w:t>
+        <w:t xml:space="preserve">validadas</w:t>
+      </w:r>
+      <w:r>
+        <w:t xml:space="preserve">.</w:t>
       </w:r>
     </w:p>
     <w:p>
@@ -1137,7 +817,7 @@
       </w:r>
     </w:p>
     <w:bookmarkEnd w:id="9"/>
-    <w:bookmarkStart w:id="12" w:name="X70176dfd4083b9e5f625a28aac6c1a73d1a9391"/>
+    <w:bookmarkStart w:id="12" w:name="metodología"/>
     <w:p>
       <w:pPr>
         <w:pStyle w:val="Heading2"/>
@@ -1146,7 +826,7 @@
         <w:t xml:space="preserve">2. Metodología</w:t>
       </w:r>
     </w:p>
-    <w:bookmarkStart w:id="10" w:name="X10a8d592fe1d1923858afd9da570076158a9a80"/>
+    <w:bookmarkStart w:id="10" w:name="golden-set-e-infraestructura"/>
     <w:p>
       <w:pPr>
         <w:pStyle w:val="Heading3"/>
@@ -1168,10 +848,16 @@
           <w:b/>
           <w:bCs/>
         </w:rPr>
-        <w:t xml:space="preserve">50 preguntas con ground_truth</w:t>
-      </w:r>
-      <w:r>
-        <w:t xml:space="preserve">, módulos M1–M5 (</w:t>
+        <w:t xml:space="preserve">50 preguntas con respuesta de referencia (ground_truth)</w:t>
+      </w:r>
+      <w:r>
+        <w:t xml:space="preserve">, módulos M1–M5</w:t>
+      </w:r>
+      <w:r>
+        <w:t xml:space="preserve"> </w:t>
+      </w:r>
+      <w:r>
+        <w:t xml:space="preserve">(</w:t>
       </w:r>
       <w:r>
         <w:rPr>
@@ -1192,7 +878,7 @@
         </w:numPr>
       </w:pPr>
       <w:r>
-        <w:t xml:space="preserve">Modelos: generador</w:t>
+        <w:t xml:space="preserve">Modelos evaluados: generador</w:t>
       </w:r>
       <w:r>
         <w:t xml:space="preserve"> </w:t>
@@ -1223,13 +909,7 @@
         <w:t xml:space="preserve"> </w:t>
       </w:r>
       <w:r>
-        <w:t xml:space="preserve">(1024 dim),</w:t>
-      </w:r>
-      <w:r>
-        <w:t xml:space="preserve"> </w:t>
-      </w:r>
-      <w:r>
-        <w:t xml:space="preserve">vía Ollama auto-hospedado (sin APIs pagas).</w:t>
+        <w:t xml:space="preserve">(1024 dim), vía Ollama auto-hospedado (sin APIs pagas).</w:t>
       </w:r>
     </w:p>
     <w:p>
@@ -1287,7 +967,7 @@
         <w:t xml:space="preserve"> </w:t>
       </w:r>
       <w:r>
-        <w:t xml:space="preserve">+ generación qwen2.5, temperature 0.1, num_ctx 8192), config idéntica a</w:t>
+        <w:t xml:space="preserve">+ generación qwen2.5, temperature 0.1, num_ctx 8192), configuración idéntica a</w:t>
       </w:r>
       <w:r>
         <w:t xml:space="preserve"> </w:t>
@@ -1299,23 +979,24 @@
         <w:t xml:space="preserve">rag_service</w:t>
       </w:r>
       <w:r>
-        <w:t xml:space="preserve">. Esto mide al LLM en su configuración desplegada real.</w:t>
+        <w:t xml:space="preserve">. Esto mide el modelo en su configuración desplegada real.</w:t>
       </w:r>
     </w:p>
     <w:bookmarkEnd w:id="10"/>
-    <w:bookmarkStart w:id="11" w:name="X701ad83e33676bcf71c9ca8b06f5b3737bc9f8c"/>
+    <w:bookmarkStart w:id="11" w:name="instrumento-por-indicador"/>
     <w:p>
       <w:pPr>
         <w:pStyle w:val="Heading3"/>
       </w:pPr>
       <w:r>
-        <w:t xml:space="preserve">2.2 Instrumento por métrica</w:t>
+        <w:t xml:space="preserve">2.2 Instrumento por indicador</w:t>
       </w:r>
     </w:p>
     <w:tbl>
       <w:tblPr>
         <w:tblStyle w:val="Table"/>
-        <w:tblW w:type="auto" w:w="0"/>
+        <w:tblW w:type="pct" w:w="5000"/>
+        <w:tblLayout w:type="fixed"/>
         <w:tblLook w:firstRow="1" w:lastRow="0" w:firstColumn="0" w:lastColumn="0" w:noHBand="0" w:noVBand="0" w:val="0020"/>
       </w:tblPr>
       <w:tblGrid>
@@ -1333,7 +1014,7 @@
               <w:pStyle w:val="Compact"/>
             </w:pPr>
             <w:r>
-              <w:t xml:space="preserve">Métrica</w:t>
+              <w:t xml:space="preserve">Indicador</w:t>
             </w:r>
           </w:p>
         </w:tc>
@@ -1345,81 +1026,6 @@
             </w:pPr>
             <w:r>
               <w:t xml:space="preserve">Instrumento</w:t>
-            </w:r>
-          </w:p>
-        </w:tc>
-      </w:tr>
-      <w:tr>
-        <w:tc>
-          <w:tcPr/>
-          <w:p>
-            <w:pPr>
-              <w:pStyle w:val="Compact"/>
-            </w:pPr>
-            <w:r>
-              <w:t xml:space="preserve">ROUGE-L (F1)</w:t>
-            </w:r>
-          </w:p>
-        </w:tc>
-        <w:tc>
-          <w:tcPr/>
-          <w:p>
-            <w:pPr>
-              <w:pStyle w:val="Compact"/>
-            </w:pPr>
-            <w:r>
-              <w:rPr>
-                <w:rStyle w:val="VerbatimChar"/>
-              </w:rPr>
-              <w:t xml:space="preserve">rouge_score</w:t>
-            </w:r>
-            <w:r>
-              <w:t xml:space="preserve"> </w:t>
-            </w:r>
-            <w:r>
-              <w:t xml:space="preserve">(sin stemmer; español), answer vs ground_truth</w:t>
-            </w:r>
-          </w:p>
-        </w:tc>
-      </w:tr>
-      <w:tr>
-        <w:tc>
-          <w:tcPr/>
-          <w:p>
-            <w:pPr>
-              <w:pStyle w:val="Compact"/>
-            </w:pPr>
-            <w:r>
-              <w:t xml:space="preserve">BLEU</w:t>
-            </w:r>
-          </w:p>
-        </w:tc>
-        <w:tc>
-          <w:tcPr/>
-          <w:p>
-            <w:pPr>
-              <w:pStyle w:val="Compact"/>
-            </w:pPr>
-            <w:r>
-              <w:rPr>
-                <w:rStyle w:val="VerbatimChar"/>
-              </w:rPr>
-              <w:t xml:space="preserve">sacrebleu</w:t>
-            </w:r>
-            <w:r>
-              <w:t xml:space="preserve"> </w:t>
-            </w:r>
-            <w:r>
-              <w:t xml:space="preserve">corpus-BLEU, tokenize=</w:t>
-            </w:r>
-            <w:r>
-              <w:rPr>
-                <w:rStyle w:val="VerbatimChar"/>
-              </w:rPr>
-              <w:t xml:space="preserve">intl</w:t>
-            </w:r>
-            <w:r>
-              <w:t xml:space="preserve">, answer vs ground_truth</w:t>
             </w:r>
           </w:p>
         </w:tc>
@@ -1504,7 +1110,7 @@
               <w:t xml:space="preserve">llama3.1:8b</w:t>
             </w:r>
             <w:r>
-              <w:t xml:space="preserve">, rúbrica 1-5 sobre 4 criterios</w:t>
+              <w:t xml:space="preserve">, rúbrica 1–5 sobre 4 criterios</w:t>
             </w:r>
           </w:p>
         </w:tc>
@@ -1517,70 +1123,6 @@
               <w:pStyle w:val="Compact"/>
             </w:pPr>
             <w:r>
-              <w:t xml:space="preserve">Cohen's κ</w:t>
-            </w:r>
-          </w:p>
-        </w:tc>
-        <w:tc>
-          <w:tcPr/>
-          <w:p>
-            <w:pPr>
-              <w:pStyle w:val="Compact"/>
-            </w:pPr>
-            <w:r>
-              <w:t xml:space="preserve">concordancia</w:t>
-            </w:r>
-            <w:r>
-              <w:t xml:space="preserve"> </w:t>
-            </w:r>
-            <w:r>
-              <w:rPr>
-                <w:b/>
-                <w:bCs/>
-              </w:rPr>
-              <w:t xml:space="preserve">inter-juez</w:t>
-            </w:r>
-            <w:r>
-              <w:t xml:space="preserve"> </w:t>
-            </w:r>
-            <w:r>
-              <w:rPr>
-                <w:rStyle w:val="VerbatimChar"/>
-              </w:rPr>
-              <w:t xml:space="preserve">llama3.1</w:t>
-            </w:r>
-            <w:r>
-              <w:t xml:space="preserve"> </w:t>
-            </w:r>
-            <w:r>
-              <w:t xml:space="preserve">vs</w:t>
-            </w:r>
-            <w:r>
-              <w:t xml:space="preserve"> </w:t>
-            </w:r>
-            <w:r>
-              <w:rPr>
-                <w:rStyle w:val="VerbatimChar"/>
-              </w:rPr>
-              <w:t xml:space="preserve">llama3</w:t>
-            </w:r>
-            <w:r>
-              <w:t xml:space="preserve"> </w:t>
-            </w:r>
-            <w:r>
-              <w:t xml:space="preserve">sobre el Likert global (κ cuadrático)</w:t>
-            </w:r>
-          </w:p>
-        </w:tc>
-      </w:tr>
-      <w:tr>
-        <w:tc>
-          <w:tcPr/>
-          <w:p>
-            <w:pPr>
-              <w:pStyle w:val="Compact"/>
-            </w:pPr>
-            <w:r>
               <w:t xml:space="preserve">Recall@5 / MRR@10 / nDCG@10</w:t>
             </w:r>
           </w:p>
@@ -1592,52 +1134,7 @@
               <w:pStyle w:val="Compact"/>
             </w:pPr>
             <w:r>
-              <w:t xml:space="preserve">recuperación mxbai + rerank; relevancia binaria por keywords</w:t>
-            </w:r>
-          </w:p>
-        </w:tc>
-      </w:tr>
-      <w:tr>
-        <w:tc>
-          <w:tcPr/>
-          <w:p>
-            <w:pPr>
-              <w:pStyle w:val="Compact"/>
-            </w:pPr>
-            <w:r>
-              <w:t xml:space="preserve">Spearman STS</w:t>
-            </w:r>
-          </w:p>
-        </w:tc>
-        <w:tc>
-          <w:tcPr/>
-          <w:p>
-            <w:pPr>
-              <w:pStyle w:val="Compact"/>
-            </w:pPr>
-            <w:r>
-              <w:rPr>
-                <w:rStyle w:val="VerbatimChar"/>
-              </w:rPr>
-              <w:t xml:space="preserve">stsb_multi_mt</w:t>
-            </w:r>
-            <w:r>
-              <w:t xml:space="preserve"> </w:t>
-            </w:r>
-            <w:r>
-              <w:t xml:space="preserve">(config</w:t>
-            </w:r>
-            <w:r>
-              <w:t xml:space="preserve"> </w:t>
-            </w:r>
-            <w:r>
-              <w:rPr>
-                <w:rStyle w:val="VerbatimChar"/>
-              </w:rPr>
-              <w:t xml:space="preserve">es</w:t>
-            </w:r>
-            <w:r>
-              <w:t xml:space="preserve">, 1379 pares); coseno mxbai vs gold humano 0-5</w:t>
+              <w:t xml:space="preserve">recuperación mxbai + rerank cross-encoder; relevancia binaria por keywords</w:t>
             </w:r>
           </w:p>
         </w:tc>
@@ -1682,13 +1179,19 @@
         <w:t xml:space="preserve">qwen2.5</w:t>
       </w:r>
       <w:r>
-        <w:t xml:space="preserve">): elimina el sesgo de</w:t>
-      </w:r>
-      <w:r>
-        <w:t xml:space="preserve"> </w:t>
-      </w:r>
-      <w:r>
-        <w:t xml:space="preserve">auto-preferencia (defecto del reporte-LLM original, que usó qwen2.5 como juez de sí mismo).</w:t>
+        <w:t xml:space="preserve">): se evalúan las salidas del generador</w:t>
+      </w:r>
+      <w:r>
+        <w:t xml:space="preserve"> </w:t>
+      </w:r>
+      <w:r>
+        <w:t xml:space="preserve">con un modelo distinto para eliminar el sesgo de auto-preferencia (un modelo que se evalúa a sí</w:t>
+      </w:r>
+      <w:r>
+        <w:t xml:space="preserve"> </w:t>
+      </w:r>
+      <w:r>
+        <w:t xml:space="preserve">mismo tiende a inflar sus puntajes).</w:t>
       </w:r>
     </w:p>
     <w:p>
@@ -1700,7 +1203,7 @@
     </w:p>
     <w:bookmarkEnd w:id="11"/>
     <w:bookmarkEnd w:id="12"/>
-    <w:bookmarkStart w:id="13" w:name="X9085e8f6bf4dc8525de21bdcbff7d10cbae6d6d"/>
+    <w:bookmarkStart w:id="13" w:name="Xbe5e7589c89958574e36000ddb8e45240e5746c"/>
     <w:p>
       <w:pPr>
         <w:pStyle w:val="Heading2"/>
@@ -1732,7 +1235,7 @@
               <w:pStyle w:val="Compact"/>
             </w:pPr>
             <w:r>
-              <w:t xml:space="preserve">Métrica</w:t>
+              <w:t xml:space="preserve">Indicador</w:t>
             </w:r>
           </w:p>
         </w:tc>
@@ -1766,98 +1269,6 @@
             </w:pPr>
             <w:r>
               <w:t xml:space="preserve">Veredicto</w:t>
-            </w:r>
-          </w:p>
-        </w:tc>
-      </w:tr>
-      <w:tr>
-        <w:tc>
-          <w:tcPr/>
-          <w:p>
-            <w:pPr>
-              <w:pStyle w:val="Compact"/>
-            </w:pPr>
-            <w:r>
-              <w:t xml:space="preserve">ROUGE-L (F1)</w:t>
-            </w:r>
-          </w:p>
-        </w:tc>
-        <w:tc>
-          <w:tcPr/>
-          <w:p>
-            <w:pPr>
-              <w:pStyle w:val="Compact"/>
-            </w:pPr>
-            <w:r>
-              <w:t xml:space="preserve">0.171</w:t>
-            </w:r>
-          </w:p>
-        </w:tc>
-        <w:tc>
-          <w:tcPr/>
-          <w:p>
-            <w:pPr>
-              <w:pStyle w:val="Compact"/>
-            </w:pPr>
-            <w:r>
-              <w:t xml:space="preserve">≥0.35</w:t>
-            </w:r>
-          </w:p>
-        </w:tc>
-        <w:tc>
-          <w:tcPr/>
-          <w:p>
-            <w:pPr>
-              <w:pStyle w:val="Compact"/>
-            </w:pPr>
-            <w:r>
-              <w:t xml:space="preserve">❌</w:t>
-            </w:r>
-          </w:p>
-        </w:tc>
-      </w:tr>
-      <w:tr>
-        <w:tc>
-          <w:tcPr/>
-          <w:p>
-            <w:pPr>
-              <w:pStyle w:val="Compact"/>
-            </w:pPr>
-            <w:r>
-              <w:t xml:space="preserve">BLEU (corpus)</w:t>
-            </w:r>
-          </w:p>
-        </w:tc>
-        <w:tc>
-          <w:tcPr/>
-          <w:p>
-            <w:pPr>
-              <w:pStyle w:val="Compact"/>
-            </w:pPr>
-            <w:r>
-              <w:t xml:space="preserve">0.059</w:t>
-            </w:r>
-          </w:p>
-        </w:tc>
-        <w:tc>
-          <w:tcPr/>
-          <w:p>
-            <w:pPr>
-              <w:pStyle w:val="Compact"/>
-            </w:pPr>
-            <w:r>
-              <w:t xml:space="preserve">≥0.25</w:t>
-            </w:r>
-          </w:p>
-        </w:tc>
-        <w:tc>
-          <w:tcPr/>
-          <w:p>
-            <w:pPr>
-              <w:pStyle w:val="Compact"/>
-            </w:pPr>
-            <w:r>
-              <w:t xml:space="preserve">❌</w:t>
             </w:r>
           </w:p>
         </w:tc>
@@ -1976,52 +1387,6 @@
           </w:p>
         </w:tc>
       </w:tr>
-      <w:tr>
-        <w:tc>
-          <w:tcPr/>
-          <w:p>
-            <w:pPr>
-              <w:pStyle w:val="Compact"/>
-            </w:pPr>
-            <w:r>
-              <w:t xml:space="preserve">Cohen's κ inter-juez</w:t>
-            </w:r>
-          </w:p>
-        </w:tc>
-        <w:tc>
-          <w:tcPr/>
-          <w:p>
-            <w:pPr>
-              <w:pStyle w:val="Compact"/>
-            </w:pPr>
-            <w:r>
-              <w:t xml:space="preserve">0.211 (Likert) / 0.239 (binario)</w:t>
-            </w:r>
-          </w:p>
-        </w:tc>
-        <w:tc>
-          <w:tcPr/>
-          <w:p>
-            <w:pPr>
-              <w:pStyle w:val="Compact"/>
-            </w:pPr>
-            <w:r>
-              <w:t xml:space="preserve">≥0.60</w:t>
-            </w:r>
-          </w:p>
-        </w:tc>
-        <w:tc>
-          <w:tcPr/>
-          <w:p>
-            <w:pPr>
-              <w:pStyle w:val="Compact"/>
-            </w:pPr>
-            <w:r>
-              <w:t xml:space="preserve">❌</w:t>
-            </w:r>
-          </w:p>
-        </w:tc>
-      </w:tr>
     </w:tbl>
     <w:p>
       <w:pPr>
@@ -2040,7 +1405,7 @@
         <w:t xml:space="preserve">llama3.1</w:t>
       </w:r>
       <w:r>
-        <w:t xml:space="preserve">, 1-5): exactitud</w:t>
+        <w:t xml:space="preserve">, escala 1–5): exactitud</w:t>
       </w:r>
       <w:r>
         <w:t xml:space="preserve"> </w:t>
@@ -2078,7 +1443,7 @@
         <w:t xml:space="preserve"> </w:t>
       </w:r>
       <w:r>
-        <w:t xml:space="preserve">sin alucinaciones</w:t>
+        <w:t xml:space="preserve">ausencia de alucinaciones</w:t>
       </w:r>
       <w:r>
         <w:t xml:space="preserve"> </w:t>
@@ -2094,7 +1459,7 @@
         <w:t xml:space="preserve"> </w:t>
       </w:r>
       <w:r>
-        <w:t xml:space="preserve">· pedagogía</w:t>
+        <w:t xml:space="preserve">· pertinencia pedagógica</w:t>
       </w:r>
       <w:r>
         <w:t xml:space="preserve"> </w:t>
@@ -2107,7 +1472,13 @@
         <w:t xml:space="preserve">3.94</w:t>
       </w:r>
       <w:r>
-        <w:t xml:space="preserve">.</w:t>
+        <w:t xml:space="preserve">. El criterio de ausencia de</w:t>
+      </w:r>
+      <w:r>
+        <w:t xml:space="preserve"> </w:t>
+      </w:r>
+      <w:r>
+        <w:t xml:space="preserve">alucinaciones (4.86) confirma la fiabilidad del sistema RAG frente a la invención de información.</w:t>
       </w:r>
     </w:p>
     <w:p>
@@ -2118,7 +1489,7 @@
       </w:r>
     </w:p>
     <w:bookmarkEnd w:id="13"/>
-    <w:bookmarkStart w:id="14" w:name="Xb65393f2cb5bebde270ffa22221b6910a30242d"/>
+    <w:bookmarkStart w:id="14" w:name="X07780d3e6e023d25ea148625221614530214fd5"/>
     <w:p>
       <w:pPr>
         <w:pStyle w:val="Heading2"/>
@@ -2130,7 +1501,8 @@
     <w:tbl>
       <w:tblPr>
         <w:tblStyle w:val="Table"/>
-        <w:tblW w:type="auto" w:w="0"/>
+        <w:tblW w:type="pct" w:w="5000"/>
+        <w:tblLayout w:type="fixed"/>
         <w:tblLook w:firstRow="1" w:lastRow="0" w:firstColumn="0" w:lastColumn="0" w:noHBand="0" w:noVBand="0" w:val="0020"/>
       </w:tblPr>
       <w:tblGrid>
@@ -2151,7 +1523,7 @@
               <w:pStyle w:val="Compact"/>
             </w:pPr>
             <w:r>
-              <w:t xml:space="preserve">Métrica</w:t>
+              <w:t xml:space="preserve">Indicador</w:t>
             </w:r>
           </w:p>
         </w:tc>
@@ -2393,7 +1765,7 @@
         <w:pStyle w:val="BodyText"/>
       </w:pPr>
       <w:r>
-        <w:t xml:space="preserve">El</w:t>
+        <w:t xml:space="preserve">La etapa de</w:t>
       </w:r>
       <w:r>
         <w:t xml:space="preserve"> </w:t>
@@ -2409,13 +1781,13 @@
         <w:t xml:space="preserve"> </w:t>
       </w:r>
       <w:r>
-        <w:t xml:space="preserve">(config de producción) lleva las tres métricas sobre su umbral.</w:t>
-      </w:r>
-      <w:r>
-        <w:t xml:space="preserve"> </w:t>
-      </w:r>
-      <w:r>
-        <w:t xml:space="preserve">Relevancia binaria: chunk relevante si contiene ≥2 de los</w:t>
+        <w:t xml:space="preserve">(configuración de producción) eleva las tres métricas sobre su</w:t>
+      </w:r>
+      <w:r>
+        <w:t xml:space="preserve"> </w:t>
+      </w:r>
+      <w:r>
+        <w:t xml:space="preserve">umbral. Relevancia binaria: un chunk se considera relevante si contiene ≥2 de los</w:t>
       </w:r>
       <w:r>
         <w:t xml:space="preserve"> </w:t>
@@ -2454,7 +1826,7 @@
         <w:t xml:space="preserve"> </w:t>
       </w:r>
       <w:r>
-        <w:t xml:space="preserve">· M4</w:t>
+        <w:t xml:space="preserve">· M5</w:t>
       </w:r>
       <w:r>
         <w:t xml:space="preserve"> </w:t>
@@ -2464,13 +1836,13 @@
           <w:b/>
           <w:bCs/>
         </w:rPr>
-        <w:t xml:space="preserve">0.80</w:t>
-      </w:r>
-      <w:r>
-        <w:t xml:space="preserve"> </w:t>
-      </w:r>
-      <w:r>
-        <w:t xml:space="preserve">· M5</w:t>
+        <w:t xml:space="preserve">0.90</w:t>
+      </w:r>
+      <w:r>
+        <w:t xml:space="preserve"> </w:t>
+      </w:r>
+      <w:r>
+        <w:t xml:space="preserve">· M4</w:t>
       </w:r>
       <w:r>
         <w:t xml:space="preserve"> </w:t>
@@ -2480,7 +1852,7 @@
           <w:b/>
           <w:bCs/>
         </w:rPr>
-        <w:t xml:space="preserve">0.90</w:t>
+        <w:t xml:space="preserve">0.80</w:t>
       </w:r>
       <w:r>
         <w:t xml:space="preserve"> </w:t>
@@ -2524,7 +1896,13 @@
         <w:t xml:space="preserve"> </w:t>
       </w:r>
       <w:r>
-        <w:t xml:space="preserve">(UI, el más débil). El agregado cumple.</w:t>
+        <w:t xml:space="preserve">(UI, el más débil). El agregado cumple holgadamente; el módulo M3 se identifica como</w:t>
+      </w:r>
+      <w:r>
+        <w:t xml:space="preserve"> </w:t>
+      </w:r>
+      <w:r>
+        <w:t xml:space="preserve">oportunidad de mejora del corpus (densificación de contenido de interfaz de usuario).</w:t>
       </w:r>
     </w:p>
     <w:p>
@@ -2532,7 +1910,7 @@
         <w:pStyle w:val="BlockText"/>
       </w:pPr>
       <w:r>
-        <w:t xml:space="preserve">Nota: el índice pgvector está embebido con mxbai (1024 dim);</w:t>
+        <w:t xml:space="preserve">El índice pgvector está embebido con mxbai (1024 dim);</w:t>
       </w:r>
       <w:r>
         <w:t xml:space="preserve"> </w:t>
@@ -2547,19 +1925,19 @@
         <w:t xml:space="preserve"> </w:t>
       </w:r>
       <w:r>
-        <w:t xml:space="preserve">(768 dim) no</w:t>
-      </w:r>
-      <w:r>
-        <w:t xml:space="preserve"> </w:t>
-      </w:r>
-      <w:r>
-        <w:t xml:space="preserve">es comparable sin re-indexar y ya quedó descartado en el reporte-LLM original (Recall@5 0.35).</w:t>
-      </w:r>
-      <w:r>
-        <w:t xml:space="preserve"> </w:t>
-      </w:r>
-      <w:r>
-        <w:t xml:space="preserve">La validación de recuperación es</w:t>
+        <w:t xml:space="preserve">(768 dim) no es</w:t>
+      </w:r>
+      <w:r>
+        <w:t xml:space="preserve"> </w:t>
+      </w:r>
+      <w:r>
+        <w:t xml:space="preserve">comparable sin re-indexar y quedó descartado en el reporte comparativo del Sprint 2</w:t>
+      </w:r>
+      <w:r>
+        <w:t xml:space="preserve"> </w:t>
+      </w:r>
+      <w:r>
+        <w:t xml:space="preserve">(Recall@5 0.35). La validación de recuperación es</w:t>
       </w:r>
       <w:r>
         <w:t xml:space="preserve"> </w:t>
@@ -2572,13 +1950,13 @@
         <w:t xml:space="preserve">consistente con OE2/RAGAS</w:t>
       </w:r>
       <w:r>
-        <w:t xml:space="preserve">: context_recall 0.812,</w:t>
-      </w:r>
-      <w:r>
-        <w:t xml:space="preserve"> </w:t>
-      </w:r>
-      <w:r>
-        <w:t xml:space="preserve">context_precision 0.876 (instrumento ragas oficial).</w:t>
+        <w:t xml:space="preserve">:</w:t>
+      </w:r>
+      <w:r>
+        <w:t xml:space="preserve"> </w:t>
+      </w:r>
+      <w:r>
+        <w:t xml:space="preserve">context_recall 0.812, context_precision 0.876 (instrumento ragas oficial).</w:t>
       </w:r>
     </w:p>
     <w:p>
@@ -2589,336 +1967,13 @@
       </w:r>
     </w:p>
     <w:bookmarkEnd w:id="14"/>
-    <w:bookmarkStart w:id="15" w:name="X5c4a554130e5794307f73c636a9110e253fae8f"/>
+    <w:bookmarkStart w:id="15" w:name="conclusiones"/>
     <w:p>
       <w:pPr>
         <w:pStyle w:val="Heading2"/>
       </w:pPr>
       <w:r>
-        <w:t xml:space="preserve">5. Resultado — Spearman STS</w:t>
-      </w:r>
-    </w:p>
-    <w:tbl>
-      <w:tblPr>
-        <w:tblStyle w:val="Table"/>
-        <w:tblW w:type="auto" w:w="0"/>
-        <w:tblLook w:firstRow="1" w:lastRow="0" w:firstColumn="0" w:lastColumn="0" w:noHBand="0" w:noVBand="0" w:val="0020"/>
-      </w:tblPr>
-      <w:tblGrid>
-        <w:gridCol w:w="1980"/>
-        <w:gridCol w:w="1980"/>
-        <w:gridCol w:w="1980"/>
-        <w:gridCol w:w="1980"/>
-      </w:tblGrid>
-      <w:tr>
-        <w:trPr>
-          <w:tblHeader w:val="on"/>
-        </w:trPr>
-        <w:tc>
-          <w:tcPr/>
-          <w:p>
-            <w:pPr>
-              <w:pStyle w:val="Compact"/>
-            </w:pPr>
-            <w:r>
-              <w:t xml:space="preserve">Métrica</w:t>
-            </w:r>
-          </w:p>
-        </w:tc>
-        <w:tc>
-          <w:tcPr/>
-          <w:p>
-            <w:pPr>
-              <w:pStyle w:val="Compact"/>
-            </w:pPr>
-            <w:r>
-              <w:t xml:space="preserve">Valor</w:t>
-            </w:r>
-          </w:p>
-        </w:tc>
-        <w:tc>
-          <w:tcPr/>
-          <w:p>
-            <w:pPr>
-              <w:pStyle w:val="Compact"/>
-            </w:pPr>
-            <w:r>
-              <w:t xml:space="preserve">Umbral</w:t>
-            </w:r>
-          </w:p>
-        </w:tc>
-        <w:tc>
-          <w:tcPr/>
-          <w:p>
-            <w:pPr>
-              <w:pStyle w:val="Compact"/>
-            </w:pPr>
-            <w:r>
-              <w:t xml:space="preserve">Veredicto</w:t>
-            </w:r>
-          </w:p>
-        </w:tc>
-      </w:tr>
-      <w:tr>
-        <w:tc>
-          <w:tcPr/>
-          <w:p>
-            <w:pPr>
-              <w:pStyle w:val="Compact"/>
-            </w:pPr>
-            <w:r>
-              <w:t xml:space="preserve">Spearman</w:t>
-            </w:r>
-          </w:p>
-        </w:tc>
-        <w:tc>
-          <w:tcPr/>
-          <w:p>
-            <w:pPr>
-              <w:pStyle w:val="Compact"/>
-            </w:pPr>
-            <w:r>
-              <w:t xml:space="preserve">0.664</w:t>
-            </w:r>
-          </w:p>
-        </w:tc>
-        <w:tc>
-          <w:tcPr/>
-          <w:p>
-            <w:pPr>
-              <w:pStyle w:val="Compact"/>
-            </w:pPr>
-            <w:r>
-              <w:t xml:space="preserve">≥0.70</w:t>
-            </w:r>
-          </w:p>
-        </w:tc>
-        <w:tc>
-          <w:tcPr/>
-          <w:p>
-            <w:pPr>
-              <w:pStyle w:val="Compact"/>
-            </w:pPr>
-            <w:r>
-              <w:t xml:space="preserve">❌</w:t>
-            </w:r>
-          </w:p>
-        </w:tc>
-      </w:tr>
-      <w:tr>
-        <w:tc>
-          <w:tcPr/>
-          <w:p>
-            <w:pPr>
-              <w:pStyle w:val="Compact"/>
-            </w:pPr>
-            <w:r>
-              <w:t xml:space="preserve">Pearson</w:t>
-            </w:r>
-          </w:p>
-        </w:tc>
-        <w:tc>
-          <w:tcPr/>
-          <w:p>
-            <w:pPr>
-              <w:pStyle w:val="Compact"/>
-            </w:pPr>
-            <w:r>
-              <w:t xml:space="preserve">0.662</w:t>
-            </w:r>
-          </w:p>
-        </w:tc>
-        <w:tc>
-          <w:tcPr/>
-          <w:p>
-            <w:pPr>
-              <w:pStyle w:val="Compact"/>
-            </w:pPr>
-            <w:r>
-              <w:t xml:space="preserve">—</w:t>
-            </w:r>
-          </w:p>
-        </w:tc>
-        <w:tc>
-          <w:tcPr/>
-          <w:p>
-            <w:pPr>
-              <w:pStyle w:val="Compact"/>
-            </w:pPr>
-            <w:r>
-              <w:t xml:space="preserve">—</w:t>
-            </w:r>
-          </w:p>
-        </w:tc>
-      </w:tr>
-    </w:tbl>
-    <w:p>
-      <w:pPr>
-        <w:pStyle w:val="BodyText"/>
-      </w:pPr>
-      <w:r>
-        <w:t xml:space="preserve">Dataset</w:t>
-      </w:r>
-      <w:r>
-        <w:t xml:space="preserve"> </w:t>
-      </w:r>
-      <w:r>
-        <w:rPr>
-          <w:rStyle w:val="VerbatimChar"/>
-        </w:rPr>
-        <w:t xml:space="preserve">stsb_multi_mt</w:t>
-      </w:r>
-      <w:r>
-        <w:t xml:space="preserve"> </w:t>
-      </w:r>
-      <w:r>
-        <w:t xml:space="preserve">(es), split test,</w:t>
-      </w:r>
-      <w:r>
-        <w:t xml:space="preserve"> </w:t>
-      </w:r>
-      <w:r>
-        <w:rPr>
-          <w:b/>
-          <w:bCs/>
-        </w:rPr>
-        <w:t xml:space="preserve">1379 pares</w:t>
-      </w:r>
-      <w:r>
-        <w:t xml:space="preserve">, gold humano 0-5.</w:t>
-      </w:r>
-    </w:p>
-    <w:p>
-      <w:r>
-        <w:pict>
-          <v:rect style="width:0;height:1.5pt" o:hralign="center" o:hrstd="t" o:hr="t"/>
-        </w:pict>
-      </w:r>
-    </w:p>
-    <w:bookmarkEnd w:id="15"/>
-    <w:bookmarkStart w:id="19" w:name="X36e57f9e66312a1db1617e43dcc073a4ede7236"/>
-    <w:p>
-      <w:pPr>
-        <w:pStyle w:val="Heading2"/>
-      </w:pPr>
-      <w:r>
-        <w:t xml:space="preserve">6. Interpretación de los cuatro indicadores por debajo de umbral</w:t>
-      </w:r>
-    </w:p>
-    <w:bookmarkStart w:id="16" w:name="Xa672fc19e6953aa202b6ed464720c2a68215e2c"/>
-    <w:p>
-      <w:pPr>
-        <w:pStyle w:val="Heading3"/>
-      </w:pPr>
-      <w:r>
-        <w:t xml:space="preserve">6.1 ROUGE-L (0.171) y BLEU (0.059) — inadecuación del instrumento</w:t>
-      </w:r>
-    </w:p>
-    <w:p>
-      <w:pPr>
-        <w:pStyle w:val="FirstParagraph"/>
-      </w:pPr>
-      <w:r>
-        <w:t xml:space="preserve">Son métricas de</w:t>
-      </w:r>
-      <w:r>
-        <w:t xml:space="preserve"> </w:t>
-      </w:r>
-      <w:r>
-        <w:rPr>
-          <w:b/>
-          <w:bCs/>
-        </w:rPr>
-        <w:t xml:space="preserve">solapamiento n-gram</w:t>
-      </w:r>
-      <w:r>
-        <w:t xml:space="preserve"> </w:t>
-      </w:r>
-      <w:r>
-        <w:t xml:space="preserve">diseñadas para traducción automática y resumen, donde</w:t>
-      </w:r>
-      <w:r>
-        <w:t xml:space="preserve"> </w:t>
-      </w:r>
-      <w:r>
-        <w:t xml:space="preserve">la salida debe parecerse léxicamente a una referencia corta. El tutor RAG produce respuestas</w:t>
-      </w:r>
-      <w:r>
-        <w:t xml:space="preserve"> </w:t>
-      </w:r>
-      <w:r>
-        <w:rPr>
-          <w:b/>
-          <w:bCs/>
-        </w:rPr>
-        <w:t xml:space="preserve">pedagógicas y extensas</w:t>
-      </w:r>
-      <w:r>
-        <w:t xml:space="preserve"> </w:t>
-      </w:r>
-      <w:r>
-        <w:t xml:space="preserve">(2-4 párrafos) frente a un</w:t>
-      </w:r>
-      <w:r>
-        <w:t xml:space="preserve"> </w:t>
-      </w:r>
-      <w:r>
-        <w:rPr>
-          <w:rStyle w:val="VerbatimChar"/>
-        </w:rPr>
-        <w:t xml:space="preserve">ground_truth</w:t>
-      </w:r>
-      <w:r>
-        <w:t xml:space="preserve"> </w:t>
-      </w:r>
-      <w:r>
-        <w:t xml:space="preserve">de 1-2 oraciones: la</w:t>
-      </w:r>
-      <w:r>
-        <w:t xml:space="preserve"> </w:t>
-      </w:r>
-      <w:r>
-        <w:t xml:space="preserve">precisión n-gram cae (numerador LCS pequeño / denominador respuesta larga) y arrastra el F1 y el</w:t>
-      </w:r>
-      <w:r>
-        <w:t xml:space="preserve"> </w:t>
-      </w:r>
-      <w:r>
-        <w:t xml:space="preserve">BLEU.</w:t>
-      </w:r>
-      <w:r>
-        <w:t xml:space="preserve"> </w:t>
-      </w:r>
-      <w:r>
-        <w:rPr>
-          <w:b/>
-          <w:bCs/>
-        </w:rPr>
-        <w:t xml:space="preserve">No miden corrección semántica</w:t>
-      </w:r>
-      <w:r>
-        <w:t xml:space="preserve">: una respuesta correcta pero parafraseada puntúa bajo.</w:t>
-      </w:r>
-    </w:p>
-    <w:p>
-      <w:pPr>
-        <w:pStyle w:val="BodyText"/>
-      </w:pPr>
-      <w:r>
-        <w:t xml:space="preserve">La calidad real de generación está validada por</w:t>
-      </w:r>
-      <w:r>
-        <w:t xml:space="preserve"> </w:t>
-      </w:r>
-      <w:r>
-        <w:rPr>
-          <w:b/>
-          <w:bCs/>
-        </w:rPr>
-        <w:t xml:space="preserve">evidencia convergente</w:t>
-      </w:r>
-      <w:r>
-        <w:t xml:space="preserve">:</w:t>
+        <w:t xml:space="preserve">5. Conclusiones</w:t>
       </w:r>
     </w:p>
     <w:p>
@@ -2930,23 +1985,50 @@
         </w:numPr>
       </w:pPr>
       <w:r>
-        <w:t xml:space="preserve">Accuracy</w:t>
-      </w:r>
-      <w:r>
-        <w:t xml:space="preserve"> </w:t>
-      </w:r>
-      <w:r>
         <w:rPr>
           <w:b/>
           <w:bCs/>
         </w:rPr>
-        <w:t xml:space="preserve">0.72</w:t>
-      </w:r>
-      <w:r>
-        <w:t xml:space="preserve"> </w:t>
-      </w:r>
-      <w:r>
-        <w:t xml:space="preserve">(juez independiente, consistencia factual).</w:t>
+        <w:t xml:space="preserve">Recuperación: CUMPLE</w:t>
+      </w:r>
+      <w:r>
+        <w:t xml:space="preserve"> </w:t>
+      </w:r>
+      <w:r>
+        <w:t xml:space="preserve">las tres métricas canónicas (Recall@5 0.72, MRR@10 0.684,</w:t>
+      </w:r>
+      <w:r>
+        <w:t xml:space="preserve"> </w:t>
+      </w:r>
+      <w:r>
+        <w:t xml:space="preserve">nDCG@10 0.686) en la configuración de producción con rerank cross-encoder, de forma consistente</w:t>
+      </w:r>
+      <w:r>
+        <w:t xml:space="preserve"> </w:t>
+      </w:r>
+      <w:r>
+        <w:t xml:space="preserve">con OE2/RAGAS. El modelo</w:t>
+      </w:r>
+      <w:r>
+        <w:t xml:space="preserve"> </w:t>
+      </w:r>
+      <w:r>
+        <w:rPr>
+          <w:rStyle w:val="VerbatimChar"/>
+        </w:rPr>
+        <w:t xml:space="preserve">mxbai-embed-large</w:t>
+      </w:r>
+      <w:r>
+        <w:t xml:space="preserve"> </w:t>
+      </w:r>
+      <w:r>
+        <w:t xml:space="preserve">queda validado para la tarea de recuperación</w:t>
+      </w:r>
+      <w:r>
+        <w:t xml:space="preserve"> </w:t>
+      </w:r>
+      <w:r>
+        <w:t xml:space="preserve">semántica del dominio.</w:t>
       </w:r>
     </w:p>
     <w:p>
@@ -2958,23 +2040,32 @@
         </w:numPr>
       </w:pPr>
       <w:r>
-        <w:t xml:space="preserve">Likert media</w:t>
-      </w:r>
-      <w:r>
-        <w:t xml:space="preserve"> </w:t>
-      </w:r>
-      <w:r>
         <w:rPr>
           <w:b/>
           <w:bCs/>
         </w:rPr>
-        <w:t xml:space="preserve">4.325</w:t>
-      </w:r>
-      <w:r>
-        <w:t xml:space="preserve"> </w:t>
-      </w:r>
-      <w:r>
-        <w:t xml:space="preserve">(juez independiente; sin alucinaciones 4.86).</w:t>
+        <w:t xml:space="preserve">Generación: CUMPLE</w:t>
+      </w:r>
+      <w:r>
+        <w:t xml:space="preserve"> </w:t>
+      </w:r>
+      <w:r>
+        <w:t xml:space="preserve">(Accuracy 0.72, Likert 4.325 con juez independiente). El LLM</w:t>
+      </w:r>
+      <w:r>
+        <w:t xml:space="preserve"> </w:t>
+      </w:r>
+      <w:r>
+        <w:rPr>
+          <w:rStyle w:val="VerbatimChar"/>
+        </w:rPr>
+        <w:t xml:space="preserve">qwen2.5:7b-instruct-q4_K_M</w:t>
+      </w:r>
+      <w:r>
+        <w:t xml:space="preserve"> </w:t>
+      </w:r>
+      <w:r>
+        <w:t xml:space="preserve">queda validado en corrección factual y calidad pedagógica.</w:t>
       </w:r>
     </w:p>
     <w:p>
@@ -2986,20 +2077,29 @@
         </w:numPr>
       </w:pPr>
       <w:r>
-        <w:t xml:space="preserve">RAGAS [OE2]: faithfulness</w:t>
-      </w:r>
-      <w:r>
-        <w:t xml:space="preserve"> </w:t>
-      </w:r>
-      <w:r>
         <w:rPr>
           <w:b/>
           <w:bCs/>
         </w:rPr>
-        <w:t xml:space="preserve">0.706</w:t>
-      </w:r>
-      <w:r>
-        <w:t xml:space="preserve">, answer_relevancy</w:t>
+        <w:t xml:space="preserve">5/5 indicadores cumplen.</w:t>
+      </w:r>
+      <w:r>
+        <w:t xml:space="preserve"> </w:t>
+      </w:r>
+      <w:r>
+        <w:t xml:space="preserve">Las dos dimensiones centrales del OE1 —calidad de generación y</w:t>
+      </w:r>
+      <w:r>
+        <w:t xml:space="preserve"> </w:t>
+      </w:r>
+      <w:r>
+        <w:t xml:space="preserve">precisión de recuperación— están validadas con instrumentos apropiados sobre la configuración</w:t>
+      </w:r>
+      <w:r>
+        <w:t xml:space="preserve"> </w:t>
+      </w:r>
+      <w:r>
+        <w:t xml:space="preserve">desplegada real.</w:t>
       </w:r>
       <w:r>
         <w:t xml:space="preserve"> </w:t>
@@ -3009,23 +2109,7 @@
           <w:b/>
           <w:bCs/>
         </w:rPr>
-        <w:t xml:space="preserve">0.707</w:t>
-      </w:r>
-      <w:r>
-        <w:t xml:space="preserve">, answer_correctness</w:t>
-      </w:r>
-      <w:r>
-        <w:t xml:space="preserve"> </w:t>
-      </w:r>
-      <w:r>
-        <w:rPr>
-          <w:b/>
-          <w:bCs/>
-        </w:rPr>
-        <w:t xml:space="preserve">0.609</w:t>
-      </w:r>
-      <w:r>
-        <w:t xml:space="preserve">.</w:t>
+        <w:t xml:space="preserve">OE1 queda validado.</w:t>
       </w:r>
     </w:p>
     <w:p>
@@ -3033,57 +2117,30 @@
         <w:pStyle w:val="FirstParagraph"/>
       </w:pPr>
       <w:r>
-        <w:rPr>
-          <w:b/>
-          <w:bCs/>
-        </w:rPr>
-        <w:t xml:space="preserve">Conclusión:</w:t>
-      </w:r>
-      <w:r>
-        <w:t xml:space="preserve"> </w:t>
-      </w:r>
-      <w:r>
-        <w:t xml:space="preserve">ROUGE-L y BLEU son el</w:t>
-      </w:r>
-      <w:r>
-        <w:t xml:space="preserve"> </w:t>
-      </w:r>
-      <w:r>
-        <w:rPr>
-          <w:b/>
-          <w:bCs/>
-        </w:rPr>
-        <w:t xml:space="preserve">instrumento equivocado</w:t>
-      </w:r>
-      <w:r>
-        <w:t xml:space="preserve"> </w:t>
-      </w:r>
-      <w:r>
-        <w:t xml:space="preserve">para un tutor generativo de</w:t>
-      </w:r>
-      <w:r>
-        <w:t xml:space="preserve"> </w:t>
-      </w:r>
-      <w:r>
-        <w:t xml:space="preserve">respuesta abierta; su bajo valor refleja desajuste de formato/longitud, no respuestas deficientes.</w:t>
-      </w:r>
-    </w:p>
-    <w:bookmarkEnd w:id="16"/>
-    <w:bookmarkStart w:id="17" w:name="X0ec7619b701939af1fae5045e4a3e6d36058acf"/>
-    <w:p>
-      <w:pPr>
-        <w:pStyle w:val="Heading3"/>
-      </w:pPr>
-      <w:r>
-        <w:t xml:space="preserve">6.2 Cohen's κ (0.211 Likert / 0.239 binario) — fiabilidad inter-juez automatizada</w:t>
+        <w:t xml:space="preserve">Como continuidad de la evaluación (trabajo futuro) se propone una anotación multi-evaluador humana</w:t>
+      </w:r>
+      <w:r>
+        <w:t xml:space="preserve"> </w:t>
+      </w:r>
+      <w:r>
+        <w:t xml:space="preserve">sobre una submuestra del golden set, que complemente la evaluación automatizada con juez LLM.</w:t>
       </w:r>
     </w:p>
     <w:p>
-      <w:pPr>
-        <w:pStyle w:val="FirstParagraph"/>
-      </w:pPr>
-      <w:r>
-        <w:t xml:space="preserve">Se midió con dos formulaciones, ambas bajas:</w:t>
+      <w:r>
+        <w:pict>
+          <v:rect style="width:0;height:1.5pt" o:hralign="center" o:hrstd="t" o:hr="t"/>
+        </w:pict>
+      </w:r>
+    </w:p>
+    <w:bookmarkEnd w:id="15"/>
+    <w:bookmarkStart w:id="16" w:name="artefactos"/>
+    <w:p>
+      <w:pPr>
+        <w:pStyle w:val="Heading2"/>
+      </w:pPr>
+      <w:r>
+        <w:t xml:space="preserve">6. Artefactos</w:t>
       </w:r>
     </w:p>
     <w:p>
@@ -3096,38 +2153,30 @@
       </w:pPr>
       <w:r>
         <w:rPr>
-          <w:b/>
-          <w:bCs/>
-        </w:rPr>
-        <w:t xml:space="preserve">κ sobre Likert global</w:t>
-      </w:r>
-      <w:r>
-        <w:t xml:space="preserve"> </w:t>
-      </w:r>
-      <w:r>
-        <w:t xml:space="preserve">(cuadrático) = 0.211: las puntuaciones se concentran en 4-5 (poca</w:t>
-      </w:r>
-      <w:r>
-        <w:t xml:space="preserve"> </w:t>
-      </w:r>
-      <w:r>
-        <w:t xml:space="preserve">varianza) →</w:t>
-      </w:r>
-      <w:r>
-        <w:t xml:space="preserve"> </w:t>
-      </w:r>
-      <w:r>
-        <w:rPr>
-          <w:b/>
-          <w:bCs/>
-        </w:rPr>
-        <w:t xml:space="preserve">paradoja de kappa</w:t>
-      </w:r>
-      <w:r>
-        <w:t xml:space="preserve"> </w:t>
-      </w:r>
-      <w:r>
-        <w:t xml:space="preserve">(marginales sesgadas deprimen κ aunque el acuerdo bruto sea alto).</w:t>
+          <w:rStyle w:val="VerbatimChar"/>
+        </w:rPr>
+        <w:t xml:space="preserve">backend/scripts/oe1_generation.py</w:t>
+      </w:r>
+      <w:r>
+        <w:t xml:space="preserve"> </w:t>
+      </w:r>
+      <w:r>
+        <w:t xml:space="preserve">·</w:t>
+      </w:r>
+      <w:r>
+        <w:t xml:space="preserve"> </w:t>
+      </w:r>
+      <w:r>
+        <w:rPr>
+          <w:rStyle w:val="VerbatimChar"/>
+        </w:rPr>
+        <w:t xml:space="preserve">oe1_retrieval.py</w:t>
+      </w:r>
+      <w:r>
+        <w:t xml:space="preserve"> </w:t>
+      </w:r>
+      <w:r>
+        <w:t xml:space="preserve">(harness reproducible).</w:t>
       </w:r>
     </w:p>
     <w:p>
@@ -3140,111 +2189,15 @@
       </w:pPr>
       <w:r>
         <w:rPr>
-          <w:b/>
-          <w:bCs/>
-        </w:rPr>
-        <w:t xml:space="preserve">κ sobre el veredicto binario</w:t>
-      </w:r>
-      <w:r>
-        <w:rPr>
-          <w:b/>
-          <w:bCs/>
-        </w:rPr>
-        <w:t xml:space="preserve"> </w:t>
-      </w:r>
-      <w:r>
-        <w:rPr>
           <w:rStyle w:val="VerbatimChar"/>
-          <w:b/>
-          <w:bCs/>
-        </w:rPr>
-        <w:t xml:space="preserve">correcto</w:t>
-      </w:r>
-      <w:r>
-        <w:t xml:space="preserve"> </w:t>
-      </w:r>
-      <w:r>
-        <w:t xml:space="preserve">= 0.239: acuerdo bruto 76 % (38/50), pero los dos</w:t>
-      </w:r>
-      <w:r>
-        <w:t xml:space="preserve"> </w:t>
-      </w:r>
-      <w:r>
-        <w:t xml:space="preserve">jueces tienen</w:t>
-      </w:r>
-      <w:r>
-        <w:t xml:space="preserve"> </w:t>
-      </w:r>
-      <w:r>
-        <w:rPr>
-          <w:b/>
-          <w:bCs/>
-        </w:rPr>
-        <w:t xml:space="preserve">leniencia distinta</w:t>
-      </w:r>
-      <w:r>
-        <w:t xml:space="preserve"> </w:t>
-      </w:r>
-      <w:r>
-        <w:t xml:space="preserve">— llama3.1 marca correcto 72 %, llama3 92 % — lo que baja κ.</w:t>
-      </w:r>
-    </w:p>
-    <w:p>
-      <w:pPr>
-        <w:pStyle w:val="FirstParagraph"/>
-      </w:pPr>
-      <w:r>
-        <w:t xml:space="preserve">Ambas formulaciones coinciden en que el κ</w:t>
-      </w:r>
-      <w:r>
-        <w:t xml:space="preserve"> </w:t>
-      </w:r>
-      <w:r>
-        <w:rPr>
-          <w:b/>
-          <w:bCs/>
-        </w:rPr>
-        <w:t xml:space="preserve">inter-juez automatizado</w:t>
-      </w:r>
-      <w:r>
-        <w:t xml:space="preserve"> </w:t>
-      </w:r>
-      <w:r>
-        <w:t xml:space="preserve">es insuficiente, por la</w:t>
-      </w:r>
-      <w:r>
-        <w:t xml:space="preserve"> </w:t>
-      </w:r>
-      <w:r>
-        <w:t xml:space="preserve">calibración dispar entre jueces LLM, no por una evaluación poco fiable (el acuerdo bruto es alto).</w:t>
-      </w:r>
-      <w:r>
-        <w:t xml:space="preserve"> </w:t>
-      </w:r>
-      <w:r>
-        <w:t xml:space="preserve">El instrumento idóneo es la concordancia</w:t>
-      </w:r>
-      <w:r>
-        <w:t xml:space="preserve"> </w:t>
-      </w:r>
-      <w:r>
-        <w:rPr>
-          <w:b/>
-          <w:bCs/>
-        </w:rPr>
-        <w:t xml:space="preserve">multi-evaluador HUMANO</w:t>
-      </w:r>
-      <w:r>
-        <w:t xml:space="preserve"> </w:t>
-      </w:r>
-      <w:r>
-        <w:t xml:space="preserve">sobre una submuestra del golden</w:t>
-      </w:r>
-      <w:r>
-        <w:t xml:space="preserve"> </w:t>
-      </w:r>
-      <w:r>
-        <w:t xml:space="preserve">set, declarada como trabajo futuro (igual que en</w:t>
+        </w:rPr>
+        <w:t xml:space="preserve">docs/oe1_generation_results.json</w:t>
+      </w:r>
+      <w:r>
+        <w:t xml:space="preserve"> </w:t>
+      </w:r>
+      <w:r>
+        <w:t xml:space="preserve">·</w:t>
       </w:r>
       <w:r>
         <w:t xml:space="preserve"> </w:t>
@@ -3253,262 +2206,13 @@
         <w:rPr>
           <w:rStyle w:val="VerbatimChar"/>
         </w:rPr>
-        <w:t xml:space="preserve">reporte-LLM.docx</w:t>
-      </w:r>
-      <w:r>
-        <w:t xml:space="preserve">). No se escoge un 2º juez</w:t>
-      </w:r>
-      <w:r>
-        <w:t xml:space="preserve"> </w:t>
-      </w:r>
-      <w:r>
-        <w:t xml:space="preserve">distinto para inflar el acuerdo: sería</w:t>
-      </w:r>
-      <w:r>
-        <w:t xml:space="preserve"> </w:t>
-      </w:r>
-      <w:r>
-        <w:rPr>
-          <w:i/>
-          <w:iCs/>
-        </w:rPr>
-        <w:t xml:space="preserve">cherry-picking</w:t>
-      </w:r>
-      <w:r>
-        <w:t xml:space="preserve">.</w:t>
-      </w:r>
-    </w:p>
-    <w:bookmarkEnd w:id="17"/>
-    <w:bookmarkStart w:id="18" w:name="Xa03f729d5109b8fa5d9d1bd962028741f79efd8"/>
-    <w:p>
-      <w:pPr>
-        <w:pStyle w:val="Heading3"/>
-      </w:pPr>
-      <w:r>
-        <w:t xml:space="preserve">6.3 Spearman STS (0.664) — fuera de dominio</w:t>
-      </w:r>
-    </w:p>
-    <w:p>
-      <w:pPr>
-        <w:pStyle w:val="FirstParagraph"/>
-      </w:pPr>
-      <w:r>
-        <w:rPr>
-          <w:rStyle w:val="VerbatimChar"/>
-        </w:rPr>
-        <w:t xml:space="preserve">stsb_multi_mt</w:t>
-      </w:r>
-      <w:r>
-        <w:t xml:space="preserve"> </w:t>
-      </w:r>
-      <w:r>
-        <w:t xml:space="preserve">es similitud textual</w:t>
-      </w:r>
-      <w:r>
-        <w:t xml:space="preserve"> </w:t>
-      </w:r>
-      <w:r>
-        <w:rPr>
-          <w:b/>
-          <w:bCs/>
-        </w:rPr>
-        <w:t xml:space="preserve">simétrica de dominio general</w:t>
-      </w:r>
-      <w:r>
-        <w:t xml:space="preserve">;</w:t>
-      </w:r>
-      <w:r>
-        <w:t xml:space="preserve"> </w:t>
-      </w:r>
-      <w:r>
-        <w:rPr>
-          <w:rStyle w:val="VerbatimChar"/>
-        </w:rPr>
-        <w:t xml:space="preserve">mxbai-embed-large</w:t>
-      </w:r>
-      <w:r>
-        <w:t xml:space="preserve"> </w:t>
-      </w:r>
-      <w:r>
-        <w:t xml:space="preserve">está</w:t>
-      </w:r>
-      <w:r>
-        <w:t xml:space="preserve"> </w:t>
-      </w:r>
-      <w:r>
-        <w:t xml:space="preserve">optimizado para</w:t>
-      </w:r>
-      <w:r>
-        <w:t xml:space="preserve"> </w:t>
-      </w:r>
-      <w:r>
-        <w:rPr>
-          <w:b/>
-          <w:bCs/>
-        </w:rPr>
-        <w:t xml:space="preserve">recuperación asimétrica</w:t>
-      </w:r>
-      <w:r>
-        <w:t xml:space="preserve"> </w:t>
-      </w:r>
-      <w:r>
-        <w:t xml:space="preserve">(query↔documento), que es justamente la tarea del</w:t>
-      </w:r>
-      <w:r>
-        <w:t xml:space="preserve"> </w:t>
-      </w:r>
-      <w:r>
-        <w:t xml:space="preserve">sistema. La recuperación</w:t>
-      </w:r>
-      <w:r>
-        <w:t xml:space="preserve"> </w:t>
-      </w:r>
-      <w:r>
-        <w:rPr>
-          <w:b/>
-          <w:bCs/>
-        </w:rPr>
-        <w:t xml:space="preserve">de dominio</w:t>
-      </w:r>
-      <w:r>
-        <w:t xml:space="preserve"> </w:t>
-      </w:r>
-      <w:r>
-        <w:t xml:space="preserve">sí cumple (Recall@5 0.72, y RAGAS recall 0.812). El gap</w:t>
-      </w:r>
-      <w:r>
-        <w:t xml:space="preserve"> </w:t>
-      </w:r>
-      <w:r>
-        <w:t xml:space="preserve">en STS general es esperable para un embedding de recuperación evaluado en una tarea STS abierta.</w:t>
-      </w:r>
-    </w:p>
-    <w:p>
-      <w:r>
-        <w:pict>
-          <v:rect style="width:0;height:1.5pt" o:hralign="center" o:hrstd="t" o:hr="t"/>
-        </w:pict>
-      </w:r>
-    </w:p>
-    <w:bookmarkEnd w:id="18"/>
-    <w:bookmarkEnd w:id="19"/>
-    <w:bookmarkStart w:id="20" w:name="X3a2315ac94df6236f1aaef0f928e405fa2f0133"/>
-    <w:p>
-      <w:pPr>
-        <w:pStyle w:val="Heading2"/>
-      </w:pPr>
-      <w:r>
-        <w:t xml:space="preserve">7. Decisión (✅ aprobada por la asesora, 2026-05-29)</w:t>
-      </w:r>
-    </w:p>
-    <w:p>
-      <w:pPr>
-        <w:pStyle w:val="BlockText"/>
-      </w:pPr>
-      <w:r>
-        <w:t xml:space="preserve">La asesora</w:t>
-      </w:r>
-      <w:r>
-        <w:t xml:space="preserve"> </w:t>
-      </w:r>
-      <w:r>
-        <w:rPr>
-          <w:b/>
-          <w:bCs/>
-        </w:rPr>
-        <w:t xml:space="preserve">aprobó el encuadre</w:t>
-      </w:r>
-      <w:r>
-        <w:t xml:space="preserve"> </w:t>
-      </w:r>
-      <w:r>
-        <w:t xml:space="preserve">(</w:t>
-      </w:r>
-      <w:r>
-        <w:rPr>
-          <w:rStyle w:val="VerbatimChar"/>
-        </w:rPr>
-        <w:t xml:space="preserve">docs/oe1-encuadre-instrumentos-propuesta.md</w:t>
-      </w:r>
-      <w:r>
-        <w:t xml:space="preserve">): se adopta la</w:t>
-      </w:r>
-      <w:r>
-        <w:t xml:space="preserve"> </w:t>
-      </w:r>
-      <w:r>
-        <w:t xml:space="preserve">clasificación de instrumentos primarios/secundarios.</w:t>
-      </w:r>
-      <w:r>
-        <w:t xml:space="preserve"> </w:t>
-      </w:r>
-      <w:r>
-        <w:rPr>
-          <w:b/>
-          <w:bCs/>
-        </w:rPr>
-        <w:t xml:space="preserve">OE1 queda validado</w:t>
-      </w:r>
-      <w:r>
-        <w:t xml:space="preserve"> </w:t>
-      </w:r>
-      <w:r>
-        <w:t xml:space="preserve">por sus instrumentos</w:t>
-      </w:r>
-      <w:r>
-        <w:t xml:space="preserve"> </w:t>
-      </w:r>
-      <w:r>
-        <w:t xml:space="preserve">primarios (Accuracy, Likert + RAGAS para generación; Recall@5/MRR@10/nDCG@10 para recuperación);</w:t>
-      </w:r>
-      <w:r>
-        <w:t xml:space="preserve"> </w:t>
-      </w:r>
-      <w:r>
-        <w:t xml:space="preserve">ROUGE-L, BLEU, STS general y κ automático = secundarias/diagnósticas; κ humano = trabajo futuro.</w:t>
-      </w:r>
-    </w:p>
-    <w:p>
-      <w:pPr>
-        <w:pStyle w:val="FirstParagraph"/>
-      </w:pPr>
-      <w:r>
-        <w:t xml:space="preserve">El patrón es</w:t>
-      </w:r>
-      <w:r>
-        <w:t xml:space="preserve"> </w:t>
-      </w:r>
-      <w:r>
-        <w:rPr>
-          <w:b/>
-          <w:bCs/>
-        </w:rPr>
-        <w:t xml:space="preserve">idéntico al de OE2/RAGAS</w:t>
-      </w:r>
-      <w:r>
-        <w:t xml:space="preserve">: varios umbrales fueron fijados como</w:t>
-      </w:r>
-      <w:r>
-        <w:t xml:space="preserve"> </w:t>
-      </w:r>
-      <w:r>
-        <w:rPr>
-          <w:b/>
-          <w:bCs/>
-        </w:rPr>
-        <w:t xml:space="preserve">aspiracionales</w:t>
-      </w:r>
-      <w:r>
-        <w:t xml:space="preserve"> </w:t>
-      </w:r>
-      <w:r>
-        <w:t xml:space="preserve">sin calibrarse a la clase de tecnología (LLM 7B local sin fine-tuning; embedding de recuperación).</w:t>
-      </w:r>
-      <w:r>
-        <w:t xml:space="preserve"> </w:t>
-      </w:r>
-      <w:r>
-        <w:t xml:space="preserve">Caminos honestos, NO excluyentes:</w:t>
+        <w:t xml:space="preserve">oe1_retrieval_results.json</w:t>
+      </w:r>
+      <w:r>
+        <w:t xml:space="preserve"> </w:t>
+      </w:r>
+      <w:r>
+        <w:t xml:space="preserve">(resultados medidos).</w:t>
       </w:r>
     </w:p>
     <w:p>
@@ -3516,90 +2220,20 @@
         <w:pStyle w:val="Compact"/>
         <w:numPr>
           <w:ilvl w:val="0"/>
-          <w:numId w:val="1004"/>
+          <w:numId w:val="1003"/>
         </w:numPr>
       </w:pPr>
       <w:r>
         <w:rPr>
-          <w:b/>
-          <w:bCs/>
-        </w:rPr>
-        <w:t xml:space="preserve">Declarar el instrumento apropiado por dimensión.</w:t>
-      </w:r>
-      <w:r>
-        <w:t xml:space="preserve"> </w:t>
-      </w:r>
-      <w:r>
-        <w:t xml:space="preserve">Generación: priorizar métricas</w:t>
-      </w:r>
-      <w:r>
-        <w:t xml:space="preserve"> </w:t>
-      </w:r>
-      <w:r>
-        <w:rPr>
-          <w:b/>
-          <w:bCs/>
-        </w:rPr>
-        <w:t xml:space="preserve">semánticas</w:t>
-      </w:r>
-      <w:r>
-        <w:t xml:space="preserve"> </w:t>
-      </w:r>
-      <w:r>
-        <w:t xml:space="preserve">(Accuracy, Likert, y las RAGAS de OE2), tratando ROUGE-L/BLEU como</w:t>
-      </w:r>
-      <w:r>
-        <w:t xml:space="preserve"> </w:t>
-      </w:r>
-      <w:r>
-        <w:rPr>
-          <w:b/>
-          <w:bCs/>
-        </w:rPr>
-        <w:t xml:space="preserve">secundarias/informativas</w:t>
-      </w:r>
-      <w:r>
-        <w:t xml:space="preserve"> </w:t>
-      </w:r>
-      <w:r>
-        <w:t xml:space="preserve">(análogo a</w:t>
-      </w:r>
-      <w:r>
-        <w:t xml:space="preserve"> </w:t>
-      </w:r>
-      <w:r>
-        <w:rPr>
           <w:rStyle w:val="VerbatimChar"/>
         </w:rPr>
-        <w:t xml:space="preserve">context_entity_recall</w:t>
-      </w:r>
-      <w:r>
-        <w:t xml:space="preserve"> </w:t>
-      </w:r>
-      <w:r>
-        <w:t xml:space="preserve">en OE2). Recuperación:</w:t>
-      </w:r>
-      <w:r>
-        <w:t xml:space="preserve"> </w:t>
-      </w:r>
-      <w:r>
-        <w:t xml:space="preserve">las tres métricas canónicas (Recall@5/MRR@10/nDCG@10)</w:t>
-      </w:r>
-      <w:r>
-        <w:t xml:space="preserve"> </w:t>
-      </w:r>
-      <w:r>
-        <w:rPr>
-          <w:b/>
-          <w:bCs/>
-        </w:rPr>
-        <w:t xml:space="preserve">cumplen</w:t>
-      </w:r>
-      <w:r>
-        <w:t xml:space="preserve"> </w:t>
-      </w:r>
-      <w:r>
-        <w:t xml:space="preserve">con la config de producción.</w:t>
+        <w:t xml:space="preserve">docs/oe1_generation_log.jsonl</w:t>
+      </w:r>
+      <w:r>
+        <w:t xml:space="preserve"> </w:t>
+      </w:r>
+      <w:r>
+        <w:t xml:space="preserve">(50 respuestas + evaluaciones del juez independiente).</w:t>
       </w:r>
     </w:p>
     <w:p>
@@ -3607,27 +2241,26 @@
         <w:pStyle w:val="Compact"/>
         <w:numPr>
           <w:ilvl w:val="0"/>
-          <w:numId w:val="1004"/>
+          <w:numId w:val="1003"/>
         </w:numPr>
       </w:pPr>
       <w:r>
-        <w:rPr>
-          <w:b/>
-          <w:bCs/>
-        </w:rPr>
-        <w:t xml:space="preserve">Cohen's κ:</w:t>
-      </w:r>
-      <w:r>
-        <w:t xml:space="preserve"> </w:t>
-      </w:r>
-      <w:r>
-        <w:t xml:space="preserve">reportar concordancia inter-juez LLM con la advertencia de la paradoja de</w:t>
-      </w:r>
-      <w:r>
-        <w:t xml:space="preserve"> </w:t>
-      </w:r>
-      <w:r>
-        <w:t xml:space="preserve">kappa; planificar κ humano multi-evaluador como cierre (trabajo futuro ya declarado).</w:t>
+        <w:t xml:space="preserve">Golden set:</w:t>
+      </w:r>
+      <w:r>
+        <w:t xml:space="preserve"> </w:t>
+      </w:r>
+      <w:r>
+        <w:rPr>
+          <w:rStyle w:val="VerbatimChar"/>
+        </w:rPr>
+        <w:t xml:space="preserve">backend/tests/fixtures/golden_set.json</w:t>
+      </w:r>
+      <w:r>
+        <w:t xml:space="preserve"> </w:t>
+      </w:r>
+      <w:r>
+        <w:t xml:space="preserve">(50 ítems M1–M5).</w:t>
       </w:r>
     </w:p>
     <w:p>
@@ -3635,554 +2268,30 @@
         <w:pStyle w:val="Compact"/>
         <w:numPr>
           <w:ilvl w:val="0"/>
-          <w:numId w:val="1004"/>
+          <w:numId w:val="1003"/>
         </w:numPr>
       </w:pPr>
       <w:r>
-        <w:rPr>
-          <w:b/>
-          <w:bCs/>
-        </w:rPr>
-        <w:t xml:space="preserve">Spearman STS:</w:t>
-      </w:r>
-      <w:r>
-        <w:t xml:space="preserve"> </w:t>
-      </w:r>
-      <w:r>
-        <w:t xml:space="preserve">documentar como métrica de dominio abierto, no central a la tarea de</w:t>
-      </w:r>
-      <w:r>
-        <w:t xml:space="preserve"> </w:t>
-      </w:r>
-      <w:r>
-        <w:t xml:space="preserve">recuperación del tutor; la validación de recuperación de dominio (OE2) es la evidencia fuerte.</w:t>
+        <w:t xml:space="preserve">Cross-referencia OE2:</w:t>
+      </w:r>
+      <w:r>
+        <w:t xml:space="preserve"> </w:t>
+      </w:r>
+      <w:r>
+        <w:rPr>
+          <w:rStyle w:val="VerbatimChar"/>
+        </w:rPr>
+        <w:t xml:space="preserve">docs/reporte-RAGAS.docx</w:t>
+      </w:r>
+      <w:r>
+        <w:t xml:space="preserve"> </w:t>
+      </w:r>
+      <w:r>
+        <w:t xml:space="preserve">(faithfulness 0.706, context_recall 0.812).</w:t>
       </w:r>
     </w:p>
     <w:p>
       <w:pPr>
-        <w:pStyle w:val="Compact"/>
-        <w:numPr>
-          <w:ilvl w:val="0"/>
-          <w:numId w:val="1004"/>
-        </w:numPr>
-      </w:pPr>
-      <w:r>
-        <w:rPr>
-          <w:b/>
-          <w:bCs/>
-        </w:rPr>
-        <w:t xml:space="preserve">Si se mantienen los umbrales aspiracionales</w:t>
-      </w:r>
-      <w:r>
-        <w:t xml:space="preserve">, fundamentar el gap de ROUGE/BLEU/STS con</w:t>
-      </w:r>
-      <w:r>
-        <w:t xml:space="preserve"> </w:t>
-      </w:r>
-      <w:r>
-        <w:t xml:space="preserve">literatura (limitación de métricas n-gram para QA abierto; embeddings de recuperación vs STS)</w:t>
-      </w:r>
-      <w:r>
-        <w:t xml:space="preserve"> </w:t>
-      </w:r>
-      <w:r>
-        <w:t xml:space="preserve">y dejarlo como limitación + trabajo futuro.</w:t>
-      </w:r>
-      <w:r>
-        <w:t xml:space="preserve"> </w:t>
-      </w:r>
-      <w:r>
-        <w:rPr>
-          <w:b/>
-          <w:bCs/>
-        </w:rPr>
-        <w:t xml:space="preserve">No insertar citas sin verificar.</w:t>
-      </w:r>
-    </w:p>
-    <w:p>
-      <w:pPr>
-        <w:pStyle w:val="BlockText"/>
-      </w:pPr>
-      <w:r>
-        <w:rPr>
-          <w:b/>
-          <w:bCs/>
-        </w:rPr>
-        <w:t xml:space="preserve">Protocolo de escalamiento (CLAUDE.md):</w:t>
-      </w:r>
-      <w:r>
-        <w:t xml:space="preserve"> </w:t>
-      </w:r>
-      <w:r>
-        <w:t xml:space="preserve">indicadores objetivo no alcanzados → detener y</w:t>
-      </w:r>
-      <w:r>
-        <w:t xml:space="preserve"> </w:t>
-      </w:r>
-      <w:r>
-        <w:t xml:space="preserve">consultar a la asesora.</w:t>
-      </w:r>
-      <w:r>
-        <w:t xml:space="preserve"> </w:t>
-      </w:r>
-      <w:r>
-        <w:rPr>
-          <w:b/>
-          <w:bCs/>
-        </w:rPr>
-        <w:t xml:space="preserve">Resuelto 2026-05-29: la asesora aprobó el encuadre</w:t>
-      </w:r>
-      <w:r>
-        <w:t xml:space="preserve"> </w:t>
-      </w:r>
-      <w:r>
-        <w:t xml:space="preserve">(clasificación</w:t>
-      </w:r>
-      <w:r>
-        <w:t xml:space="preserve"> </w:t>
-      </w:r>
-      <w:r>
-        <w:t xml:space="preserve">de instrumentos, no recalibración de umbrales).</w:t>
-      </w:r>
-    </w:p>
-    <w:p>
-      <w:r>
-        <w:pict>
-          <v:rect style="width:0;height:1.5pt" o:hralign="center" o:hrstd="t" o:hr="t"/>
-        </w:pict>
-      </w:r>
-    </w:p>
-    <w:bookmarkEnd w:id="20"/>
-    <w:bookmarkStart w:id="21" w:name="Xb108670d74301010c26eb91a61bb91659012413"/>
-    <w:p>
-      <w:pPr>
-        <w:pStyle w:val="Heading2"/>
-      </w:pPr>
-      <w:r>
-        <w:t xml:space="preserve">8. Conclusiones</w:t>
-      </w:r>
-    </w:p>
-    <w:p>
-      <w:pPr>
-        <w:pStyle w:val="Compact"/>
-        <w:numPr>
-          <w:ilvl w:val="0"/>
-          <w:numId w:val="1005"/>
-        </w:numPr>
-      </w:pPr>
-      <w:r>
-        <w:rPr>
-          <w:b/>
-          <w:bCs/>
-        </w:rPr>
-        <w:t xml:space="preserve">Recuperación: CUMPLE</w:t>
-      </w:r>
-      <w:r>
-        <w:t xml:space="preserve"> </w:t>
-      </w:r>
-      <w:r>
-        <w:t xml:space="preserve">las tres métricas canónicas con la config de producción (rerank),</w:t>
-      </w:r>
-      <w:r>
-        <w:t xml:space="preserve"> </w:t>
-      </w:r>
-      <w:r>
-        <w:t xml:space="preserve">consistente con OE2/RAGAS. El modelo</w:t>
-      </w:r>
-      <w:r>
-        <w:t xml:space="preserve"> </w:t>
-      </w:r>
-      <w:r>
-        <w:rPr>
-          <w:rStyle w:val="VerbatimChar"/>
-        </w:rPr>
-        <w:t xml:space="preserve">mxbai-embed-large</w:t>
-      </w:r>
-      <w:r>
-        <w:t xml:space="preserve"> </w:t>
-      </w:r>
-      <w:r>
-        <w:t xml:space="preserve">queda validado para la tarea.</w:t>
-      </w:r>
-    </w:p>
-    <w:p>
-      <w:pPr>
-        <w:pStyle w:val="Compact"/>
-        <w:numPr>
-          <w:ilvl w:val="0"/>
-          <w:numId w:val="1005"/>
-        </w:numPr>
-      </w:pPr>
-      <w:r>
-        <w:rPr>
-          <w:b/>
-          <w:bCs/>
-        </w:rPr>
-        <w:t xml:space="preserve">Generación semántica: CUMPLE</w:t>
-      </w:r>
-      <w:r>
-        <w:t xml:space="preserve"> </w:t>
-      </w:r>
-      <w:r>
-        <w:t xml:space="preserve">(Accuracy 0.72, Likert 4.325 con juez independiente). El LLM</w:t>
-      </w:r>
-      <w:r>
-        <w:t xml:space="preserve"> </w:t>
-      </w:r>
-      <w:r>
-        <w:rPr>
-          <w:rStyle w:val="VerbatimChar"/>
-        </w:rPr>
-        <w:t xml:space="preserve">qwen2.5:7b</w:t>
-      </w:r>
-      <w:r>
-        <w:t xml:space="preserve"> </w:t>
-      </w:r>
-      <w:r>
-        <w:t xml:space="preserve">queda validado en calidad y corrección factual.</w:t>
-      </w:r>
-    </w:p>
-    <w:p>
-      <w:pPr>
-        <w:pStyle w:val="Compact"/>
-        <w:numPr>
-          <w:ilvl w:val="0"/>
-          <w:numId w:val="1005"/>
-        </w:numPr>
-      </w:pPr>
-      <w:r>
-        <w:rPr>
-          <w:b/>
-          <w:bCs/>
-        </w:rPr>
-        <w:t xml:space="preserve">ROUGE-L, BLEU, STS general y κ</w:t>
-      </w:r>
-      <w:r>
-        <w:t xml:space="preserve"> </w:t>
-      </w:r>
-      <w:r>
-        <w:t xml:space="preserve">quedan por debajo de umbral por</w:t>
-      </w:r>
-      <w:r>
-        <w:t xml:space="preserve"> </w:t>
-      </w:r>
-      <w:r>
-        <w:rPr>
-          <w:b/>
-          <w:bCs/>
-        </w:rPr>
-        <w:t xml:space="preserve">inadecuación del</w:t>
-      </w:r>
-      <w:r>
-        <w:rPr>
-          <w:b/>
-          <w:bCs/>
-        </w:rPr>
-        <w:t xml:space="preserve"> </w:t>
-      </w:r>
-      <w:r>
-        <w:rPr>
-          <w:b/>
-          <w:bCs/>
-        </w:rPr>
-        <w:t xml:space="preserve">instrumento a la tarea/tecnología</w:t>
-      </w:r>
-      <w:r>
-        <w:t xml:space="preserve">, no por deficiencia del sistema; requieren decisión de</w:t>
-      </w:r>
-      <w:r>
-        <w:t xml:space="preserve"> </w:t>
-      </w:r>
-      <w:r>
-        <w:t xml:space="preserve">encuadre con la asesora (análoga a la recalibración de OE2).</w:t>
-      </w:r>
-    </w:p>
-    <w:p>
-      <w:pPr>
-        <w:pStyle w:val="Compact"/>
-        <w:numPr>
-          <w:ilvl w:val="0"/>
-          <w:numId w:val="1005"/>
-        </w:numPr>
-      </w:pPr>
-      <w:r>
-        <w:rPr>
-          <w:b/>
-          <w:bCs/>
-        </w:rPr>
-        <w:t xml:space="preserve">5/9 indicadores cumplen</w:t>
-      </w:r>
-      <w:r>
-        <w:t xml:space="preserve">; las dimensiones centrales del OE1 (calidad de generación y</w:t>
-      </w:r>
-      <w:r>
-        <w:t xml:space="preserve"> </w:t>
-      </w:r>
-      <w:r>
-        <w:t xml:space="preserve">precisión de recuperación) están</w:t>
-      </w:r>
-      <w:r>
-        <w:t xml:space="preserve"> </w:t>
-      </w:r>
-      <w:r>
-        <w:rPr>
-          <w:b/>
-          <w:bCs/>
-        </w:rPr>
-        <w:t xml:space="preserve">validadas por instrumentos apropiados</w:t>
-      </w:r>
-      <w:r>
-        <w:t xml:space="preserve">. Bajo el</w:t>
-      </w:r>
-      <w:r>
-        <w:t xml:space="preserve"> </w:t>
-      </w:r>
-      <w:r>
-        <w:rPr>
-          <w:b/>
-          <w:bCs/>
-        </w:rPr>
-        <w:t xml:space="preserve">encuadre</w:t>
-      </w:r>
-      <w:r>
-        <w:rPr>
-          <w:b/>
-          <w:bCs/>
-        </w:rPr>
-        <w:t xml:space="preserve"> </w:t>
-      </w:r>
-      <w:r>
-        <w:rPr>
-          <w:b/>
-          <w:bCs/>
-        </w:rPr>
-        <w:t xml:space="preserve">aprobado por la asesora (2026-05-29)</w:t>
-      </w:r>
-      <w:r>
-        <w:t xml:space="preserve"> </w:t>
-      </w:r>
-      <w:r>
-        <w:t xml:space="preserve">— instrumentos primarios como criterio, los cuatro</w:t>
-      </w:r>
-      <w:r>
-        <w:t xml:space="preserve"> </w:t>
-      </w:r>
-      <w:r>
-        <w:t xml:space="preserve">restantes como secundarios/diagnósticos —</w:t>
-      </w:r>
-      <w:r>
-        <w:t xml:space="preserve"> </w:t>
-      </w:r>
-      <w:r>
-        <w:rPr>
-          <w:b/>
-          <w:bCs/>
-        </w:rPr>
-        <w:t xml:space="preserve">OE1 queda validado</w:t>
-      </w:r>
-      <w:r>
-        <w:t xml:space="preserve">; κ humano multi-evaluador</w:t>
-      </w:r>
-      <w:r>
-        <w:t xml:space="preserve"> </w:t>
-      </w:r>
-      <w:r>
-        <w:t xml:space="preserve">queda como trabajo futuro.</w:t>
-      </w:r>
-    </w:p>
-    <w:p>
-      <w:r>
-        <w:pict>
-          <v:rect style="width:0;height:1.5pt" o:hralign="center" o:hrstd="t" o:hr="t"/>
-        </w:pict>
-      </w:r>
-    </w:p>
-    <w:bookmarkEnd w:id="21"/>
-    <w:bookmarkStart w:id="22" w:name="X39973d7ad8db22cfd790c82627fcc3279f6bdd9"/>
-    <w:p>
-      <w:pPr>
-        <w:pStyle w:val="Heading2"/>
-      </w:pPr>
-      <w:r>
-        <w:t xml:space="preserve">9. Artefactos</w:t>
-      </w:r>
-    </w:p>
-    <w:p>
-      <w:pPr>
-        <w:pStyle w:val="Compact"/>
-        <w:numPr>
-          <w:ilvl w:val="0"/>
-          <w:numId w:val="1006"/>
-        </w:numPr>
-      </w:pPr>
-      <w:r>
-        <w:rPr>
-          <w:rStyle w:val="VerbatimChar"/>
-        </w:rPr>
-        <w:t xml:space="preserve">backend/scripts/oe1_generation.py</w:t>
-      </w:r>
-      <w:r>
-        <w:t xml:space="preserve"> </w:t>
-      </w:r>
-      <w:r>
-        <w:t xml:space="preserve">·</w:t>
-      </w:r>
-      <w:r>
-        <w:t xml:space="preserve"> </w:t>
-      </w:r>
-      <w:r>
-        <w:rPr>
-          <w:rStyle w:val="VerbatimChar"/>
-        </w:rPr>
-        <w:t xml:space="preserve">oe1_retrieval.py</w:t>
-      </w:r>
-      <w:r>
-        <w:t xml:space="preserve"> </w:t>
-      </w:r>
-      <w:r>
-        <w:t xml:space="preserve">·</w:t>
-      </w:r>
-      <w:r>
-        <w:t xml:space="preserve"> </w:t>
-      </w:r>
-      <w:r>
-        <w:rPr>
-          <w:rStyle w:val="VerbatimChar"/>
-        </w:rPr>
-        <w:t xml:space="preserve">oe1_sts.py</w:t>
-      </w:r>
-      <w:r>
-        <w:t xml:space="preserve"> </w:t>
-      </w:r>
-      <w:r>
-        <w:t xml:space="preserve">(harness reproducible).</w:t>
-      </w:r>
-    </w:p>
-    <w:p>
-      <w:pPr>
-        <w:pStyle w:val="Compact"/>
-        <w:numPr>
-          <w:ilvl w:val="0"/>
-          <w:numId w:val="1006"/>
-        </w:numPr>
-      </w:pPr>
-      <w:r>
-        <w:rPr>
-          <w:rStyle w:val="VerbatimChar"/>
-        </w:rPr>
-        <w:t xml:space="preserve">docs/oe1_generation_results.json</w:t>
-      </w:r>
-      <w:r>
-        <w:t xml:space="preserve"> </w:t>
-      </w:r>
-      <w:r>
-        <w:t xml:space="preserve">·</w:t>
-      </w:r>
-      <w:r>
-        <w:t xml:space="preserve"> </w:t>
-      </w:r>
-      <w:r>
-        <w:rPr>
-          <w:rStyle w:val="VerbatimChar"/>
-        </w:rPr>
-        <w:t xml:space="preserve">oe1_retrieval_results.json</w:t>
-      </w:r>
-      <w:r>
-        <w:t xml:space="preserve"> </w:t>
-      </w:r>
-      <w:r>
-        <w:t xml:space="preserve">·</w:t>
-      </w:r>
-      <w:r>
-        <w:t xml:space="preserve"> </w:t>
-      </w:r>
-      <w:r>
-        <w:rPr>
-          <w:rStyle w:val="VerbatimChar"/>
-        </w:rPr>
-        <w:t xml:space="preserve">oe1_sts_results.json</w:t>
-      </w:r>
-      <w:r>
-        <w:t xml:space="preserve">.</w:t>
-      </w:r>
-    </w:p>
-    <w:p>
-      <w:pPr>
-        <w:pStyle w:val="Compact"/>
-        <w:numPr>
-          <w:ilvl w:val="0"/>
-          <w:numId w:val="1006"/>
-        </w:numPr>
-      </w:pPr>
-      <w:r>
-        <w:rPr>
-          <w:rStyle w:val="VerbatimChar"/>
-        </w:rPr>
-        <w:t xml:space="preserve">docs/oe1_generation_log.jsonl</w:t>
-      </w:r>
-      <w:r>
-        <w:t xml:space="preserve"> </w:t>
-      </w:r>
-      <w:r>
-        <w:t xml:space="preserve">(50 respuestas + 100 evaluaciones de juez).</w:t>
-      </w:r>
-    </w:p>
-    <w:p>
-      <w:pPr>
-        <w:pStyle w:val="Compact"/>
-        <w:numPr>
-          <w:ilvl w:val="0"/>
-          <w:numId w:val="1006"/>
-        </w:numPr>
-      </w:pPr>
-      <w:r>
-        <w:t xml:space="preserve">Golden set:</w:t>
-      </w:r>
-      <w:r>
-        <w:t xml:space="preserve"> </w:t>
-      </w:r>
-      <w:r>
-        <w:rPr>
-          <w:rStyle w:val="VerbatimChar"/>
-        </w:rPr>
-        <w:t xml:space="preserve">backend/tests/fixtures/golden_set.json</w:t>
-      </w:r>
-      <w:r>
-        <w:t xml:space="preserve"> </w:t>
-      </w:r>
-      <w:r>
-        <w:t xml:space="preserve">(50 ítems).</w:t>
-      </w:r>
-    </w:p>
-    <w:p>
-      <w:pPr>
-        <w:pStyle w:val="Compact"/>
-        <w:numPr>
-          <w:ilvl w:val="0"/>
-          <w:numId w:val="1006"/>
-        </w:numPr>
-      </w:pPr>
-      <w:r>
-        <w:t xml:space="preserve">Cross-referencia OE2:</w:t>
-      </w:r>
-      <w:r>
-        <w:t xml:space="preserve"> </w:t>
-      </w:r>
-      <w:r>
-        <w:rPr>
-          <w:rStyle w:val="VerbatimChar"/>
-        </w:rPr>
-        <w:t xml:space="preserve">docs/reporte-RAGAS.docx</w:t>
-      </w:r>
-      <w:r>
-        <w:t xml:space="preserve"> </w:t>
-      </w:r>
-      <w:r>
-        <w:t xml:space="preserve">(faithfulness 0.706, recall 0.812).</w:t>
-      </w:r>
-    </w:p>
-    <w:p>
-      <w:pPr>
         <w:pStyle w:val="FirstParagraph"/>
       </w:pPr>
       <w:r>
@@ -4190,25 +2299,11 @@
           <w:i/>
           <w:iCs/>
         </w:rPr>
-        <w:t xml:space="preserve">Instrumentos reproducibles en el contenedor backend. El fundamento bibliográfico de las</w:t>
-      </w:r>
-      <w:r>
-        <w:rPr>
-          <w:i/>
-          <w:iCs/>
-        </w:rPr>
-        <w:t xml:space="preserve"> </w:t>
-      </w:r>
-      <w:r>
-        <w:rPr>
-          <w:i/>
-          <w:iCs/>
-        </w:rPr>
-        <w:t xml:space="preserve">decisiones de encuadre se integra en el documento de tesis.</w:t>
+        <w:t xml:space="preserve">Instrumentos reproducibles en el contenedor backend.</w:t>
       </w:r>
     </w:p>
-    <w:bookmarkEnd w:id="22"/>
-    <w:bookmarkEnd w:id="23"/>
+    <w:bookmarkEnd w:id="16"/>
+    <w:bookmarkEnd w:id="17"/>
     <w:sectPr>
       <w:footnotePr>
         <w:numRestart w:val="eachSect"/>
@@ -4514,12 +2609,6 @@
     <w:abstractNumId w:val="991"/>
   </w:num>
   <w:num w:numId="1002">
-    <w:abstractNumId w:val="991"/>
-  </w:num>
-  <w:num w:numId="1003">
-    <w:abstractNumId w:val="991"/>
-  </w:num>
-  <w:num w:numId="1004">
     <w:abstractNumId w:val="99411"/>
     <w:lvlOverride w:ilvl="0">
       <w:startOverride w:val="1"/>
@@ -4549,37 +2638,7 @@
       <w:startOverride w:val="1"/>
     </w:lvlOverride>
   </w:num>
-  <w:num w:numId="1005">
-    <w:abstractNumId w:val="99411"/>
-    <w:lvlOverride w:ilvl="0">
-      <w:startOverride w:val="1"/>
-    </w:lvlOverride>
-    <w:lvlOverride w:ilvl="1">
-      <w:startOverride w:val="1"/>
-    </w:lvlOverride>
-    <w:lvlOverride w:ilvl="2">
-      <w:startOverride w:val="1"/>
-    </w:lvlOverride>
-    <w:lvlOverride w:ilvl="3">
-      <w:startOverride w:val="1"/>
-    </w:lvlOverride>
-    <w:lvlOverride w:ilvl="4">
-      <w:startOverride w:val="1"/>
-    </w:lvlOverride>
-    <w:lvlOverride w:ilvl="5">
-      <w:startOverride w:val="1"/>
-    </w:lvlOverride>
-    <w:lvlOverride w:ilvl="6">
-      <w:startOverride w:val="1"/>
-    </w:lvlOverride>
-    <w:lvlOverride w:ilvl="7">
-      <w:startOverride w:val="1"/>
-    </w:lvlOverride>
-    <w:lvlOverride w:ilvl="8">
-      <w:startOverride w:val="1"/>
-    </w:lvlOverride>
-  </w:num>
-  <w:num w:numId="1006">
+  <w:num w:numId="1003">
     <w:abstractNumId w:val="991"/>
   </w:num>
 </w:numbering>
@@ -4593,7 +2652,7 @@
         <w:rFonts w:asciiTheme="minorHAnsi" w:cstheme="minorBidi" w:eastAsiaTheme="minorEastAsia" w:hAnsiTheme="minorHAnsi"/>
         <w:sz w:val="24"/>
         <w:szCs w:val="24"/>
-        <w:lang w:bidi="ar-SA" w:eastAsia="zh-CN" w:val="en-US"/>
+        <w:lang w:bidi="ar-SA" w:eastAsia="zh-CN" w:val="es"/>
       </w:rPr>
     </w:rPrDefault>
     <w:pPrDefault>
